--- a/微生物学(Microbiology)/重点总结/2 微生物的纯培养和显微技术.docx
+++ b/微生物学(Microbiology)/重点总结/2 微生物的纯培养和显微技术.docx
@@ -75,30 +75,72 @@
         <w:ind w:firstLineChars="0"/>
         <w:rPr>
           <w:rFonts w:ascii="Times New Roman" w:eastAsia="KaiTi" w:hAnsi="Times New Roman" w:cs="Times New Roman"/>
-        </w:rPr>
-      </w:pPr>
-      <w:r>
-        <w:rPr>
-          <w:rFonts w:ascii="Times New Roman" w:eastAsia="KaiTi" w:hAnsi="Times New Roman" w:cs="Times New Roman"/>
-        </w:rPr>
-        <w:t>微生物的基本特点</w:t>
+          <w:lang w:val="en-US"/>
+        </w:rPr>
+      </w:pPr>
+      <w:r>
+        <w:rPr>
+          <w:rFonts w:ascii="Times New Roman" w:eastAsia="KaiTi" w:hAnsi="Times New Roman" w:cs="Times New Roman"/>
+        </w:rPr>
+        <w:t>培养物</w:t>
       </w:r>
     </w:p>
     <w:p>
       <w:pPr>
         <w:pStyle w:val="ListParagraph"/>
+        <w:numPr>
+          <w:ilvl w:val="0"/>
+          <w:numId w:val="2"/>
+        </w:numPr>
         <w:spacing w:line="276" w:lineRule="auto"/>
-        <w:ind w:left="360" w:firstLineChars="0" w:firstLine="0"/>
-        <w:rPr>
-          <w:rFonts w:ascii="Times New Roman" w:eastAsia="KaiTi" w:hAnsi="Times New Roman" w:cs="Times New Roman"/>
-        </w:rPr>
-      </w:pPr>
-      <w:r>
-        <w:rPr>
-          <w:rFonts w:ascii="Times New Roman" w:eastAsia="KaiTi" w:hAnsi="Times New Roman" w:cs="Times New Roman"/>
-          <w:lang w:val="en-US"/>
-        </w:rPr>
-        <w:t>小；作为群体影响人类</w:t>
+        <w:ind w:firstLineChars="0"/>
+        <w:rPr>
+          <w:rFonts w:ascii="Times New Roman" w:eastAsia="KaiTi" w:hAnsi="Times New Roman" w:cs="Times New Roman"/>
+          <w:lang w:val="en-US"/>
+        </w:rPr>
+      </w:pPr>
+      <w:r>
+        <w:rPr>
+          <w:rFonts w:ascii="Times New Roman" w:eastAsia="KaiTi" w:hAnsi="Times New Roman" w:cs="Times New Roman"/>
+          <w:lang w:val="en-US"/>
+        </w:rPr>
+        <w:t>定义：</w:t>
+      </w:r>
+      <w:r>
+        <w:rPr>
+          <w:rFonts w:ascii="Times New Roman" w:eastAsia="KaiTi" w:hAnsi="Times New Roman" w:cs="Times New Roman" w:hint="eastAsia"/>
+          <w:lang w:val="en-US"/>
+        </w:rPr>
+        <w:t>在一定条件下培养、繁殖得到的微生物群体</w:t>
+      </w:r>
+    </w:p>
+    <w:p>
+      <w:pPr>
+        <w:pStyle w:val="ListParagraph"/>
+        <w:numPr>
+          <w:ilvl w:val="0"/>
+          <w:numId w:val="2"/>
+        </w:numPr>
+        <w:spacing w:line="276" w:lineRule="auto"/>
+        <w:ind w:firstLineChars="0"/>
+        <w:rPr>
+          <w:rFonts w:ascii="Times New Roman" w:eastAsia="KaiTi" w:hAnsi="Times New Roman" w:cs="Times New Roman"/>
+          <w:lang w:val="en-US"/>
+        </w:rPr>
+      </w:pPr>
+      <w:r>
+        <w:rPr>
+          <w:rFonts w:ascii="Times New Roman" w:eastAsia="KaiTi" w:hAnsi="Times New Roman" w:cs="Times New Roman"/>
+          <w:lang w:val="en-US"/>
+        </w:rPr>
+        <w:t>分类：</w:t>
+      </w:r>
+      <w:r>
+        <w:rPr>
+          <w:rFonts w:ascii="Times New Roman" w:eastAsia="KaiTi" w:hAnsi="Times New Roman" w:cs="Times New Roman" w:hint="eastAsia"/>
+          <w:lang w:val="en-US"/>
+        </w:rPr>
+        <w:t>混合培养物和纯培养物，后者是微生物学研究的基础</w:t>
       </w:r>
     </w:p>
     <w:p>
@@ -118,8 +160,9 @@
       <w:r>
         <w:rPr>
           <w:rFonts w:ascii="Times New Roman" w:eastAsia="KaiTi" w:hAnsi="Times New Roman" w:cs="Times New Roman"/>
-        </w:rPr>
-        <w:t>培养物</w:t>
+          <w:lang w:val="en-US"/>
+        </w:rPr>
+        <w:t>培养基</w:t>
       </w:r>
     </w:p>
     <w:p>
@@ -127,7 +170,7 @@
         <w:pStyle w:val="ListParagraph"/>
         <w:numPr>
           <w:ilvl w:val="0"/>
-          <w:numId w:val="2"/>
+          <w:numId w:val="6"/>
         </w:numPr>
         <w:spacing w:line="276" w:lineRule="auto"/>
         <w:ind w:firstLineChars="0"/>
@@ -141,7 +184,14 @@
           <w:rFonts w:ascii="Times New Roman" w:eastAsia="KaiTi" w:hAnsi="Times New Roman" w:cs="Times New Roman"/>
           <w:lang w:val="en-US"/>
         </w:rPr>
-        <w:t>定义：在一定的条件下培养、繁殖得到的微生物群体</w:t>
+        <w:t>分类：</w:t>
+      </w:r>
+      <w:r>
+        <w:rPr>
+          <w:rFonts w:ascii="Times New Roman" w:eastAsia="KaiTi" w:hAnsi="Times New Roman" w:cs="Times New Roman" w:hint="eastAsia"/>
+          <w:lang w:val="en-US"/>
+        </w:rPr>
+        <w:t>固体培养基、半固体培养基、液体培养基</w:t>
       </w:r>
     </w:p>
     <w:p>
@@ -149,53 +199,66 @@
         <w:pStyle w:val="ListParagraph"/>
         <w:numPr>
           <w:ilvl w:val="0"/>
-          <w:numId w:val="2"/>
+          <w:numId w:val="6"/>
         </w:numPr>
         <w:spacing w:line="276" w:lineRule="auto"/>
         <w:ind w:firstLineChars="0"/>
         <w:rPr>
-          <w:rFonts w:ascii="Times New Roman" w:eastAsia="KaiTi" w:hAnsi="Times New Roman" w:cs="Times New Roman"/>
-          <w:lang w:val="en-US"/>
-        </w:rPr>
-      </w:pPr>
-      <w:r>
-        <w:rPr>
-          <w:rFonts w:ascii="Times New Roman" w:eastAsia="KaiTi" w:hAnsi="Times New Roman" w:cs="Times New Roman"/>
-          <w:lang w:val="en-US"/>
-        </w:rPr>
-        <w:t>分类：混合培养物；纯培养物（研究的基础）</w:t>
-      </w:r>
-    </w:p>
-    <w:p>
-      <w:pPr>
-        <w:pStyle w:val="ListParagraph"/>
-        <w:numPr>
-          <w:ilvl w:val="0"/>
-          <w:numId w:val="2"/>
-        </w:numPr>
-        <w:spacing w:line="276" w:lineRule="auto"/>
-        <w:ind w:firstLineChars="0"/>
-        <w:rPr>
-          <w:rFonts w:ascii="Times New Roman" w:eastAsia="KaiTi" w:hAnsi="Times New Roman" w:cs="Times New Roman"/>
-          <w:color w:val="FF0000"/>
-          <w:lang w:val="en-US"/>
-        </w:rPr>
-      </w:pPr>
-      <w:r>
-        <w:rPr>
-          <w:rFonts w:ascii="Times New Roman" w:eastAsia="KaiTi" w:hAnsi="Times New Roman" w:cs="Times New Roman" w:hint="eastAsia"/>
-          <w:color w:val="FF0000"/>
-          <w:lang w:val="en-US"/>
-        </w:rPr>
-        <w:t>现在认为，</w:t>
-      </w:r>
-      <w:r>
-        <w:rPr>
-          <w:rFonts w:ascii="Times New Roman" w:eastAsia="KaiTi" w:hAnsi="Times New Roman" w:cs="Times New Roman" w:hint="eastAsia"/>
-          <w:color w:val="FF0000"/>
-          <w:lang w:val="en-US"/>
-        </w:rPr>
-        <w:t>大多数高丰度的细菌种类是可以被分离培养的</w:t>
+          <w:rFonts w:ascii="Times New Roman" w:eastAsia="KaiTi" w:hAnsi="Times New Roman" w:cs="Times New Roman" w:hint="eastAsia"/>
+          <w:lang w:val="en-US"/>
+        </w:rPr>
+      </w:pPr>
+      <w:r>
+        <w:rPr>
+          <w:rFonts w:ascii="Times New Roman" w:eastAsia="KaiTi" w:hAnsi="Times New Roman" w:cs="Times New Roman"/>
+          <w:lang w:val="en-US"/>
+        </w:rPr>
+        <w:t>历史：</w:t>
+      </w:r>
+      <w:r>
+        <w:rPr>
+          <w:rFonts w:ascii="Times New Roman" w:eastAsia="KaiTi" w:hAnsi="Times New Roman" w:cs="Times New Roman" w:hint="eastAsia"/>
+          <w:lang w:val="en-US"/>
+        </w:rPr>
+        <w:t>最早用土豆切片作为培养基；之后用明胶作为培养基，但是明胶易液化；</w:t>
+      </w:r>
+      <w:r>
+        <w:rPr>
+          <w:rFonts w:ascii="Times New Roman" w:eastAsia="KaiTi" w:hAnsi="Times New Roman" w:cs="Times New Roman" w:hint="eastAsia"/>
+          <w:lang w:val="en-US"/>
+        </w:rPr>
+        <w:t>最后采用向琼脂中加入固化剂</w:t>
+      </w:r>
+      <w:r>
+        <w:rPr>
+          <w:rFonts w:ascii="Times New Roman" w:eastAsia="KaiTi" w:hAnsi="Times New Roman" w:cs="Times New Roman" w:hint="eastAsia"/>
+          <w:color w:val="4472C4" w:themeColor="accent1"/>
+          <w:lang w:val="en-US"/>
+        </w:rPr>
+        <w:t>得到固体</w:t>
+      </w:r>
+      <w:r>
+        <w:rPr>
+          <w:rFonts w:ascii="Times New Roman" w:eastAsia="KaiTi" w:hAnsi="Times New Roman" w:cs="Times New Roman" w:hint="eastAsia"/>
+          <w:color w:val="4472C4" w:themeColor="accent1"/>
+          <w:lang w:val="en-US"/>
+        </w:rPr>
+        <w:t>/</w:t>
+      </w:r>
+      <w:r>
+        <w:rPr>
+          <w:rFonts w:ascii="Times New Roman" w:eastAsia="KaiTi" w:hAnsi="Times New Roman" w:cs="Times New Roman" w:hint="eastAsia"/>
+          <w:color w:val="4472C4" w:themeColor="accent1"/>
+          <w:lang w:val="en-US"/>
+        </w:rPr>
+        <w:t>半固体</w:t>
+      </w:r>
+      <w:r>
+        <w:rPr>
+          <w:rFonts w:ascii="Times New Roman" w:eastAsia="KaiTi" w:hAnsi="Times New Roman" w:cs="Times New Roman" w:hint="eastAsia"/>
+          <w:lang w:val="en-US"/>
+        </w:rPr>
+        <w:t>培养基</w:t>
       </w:r>
     </w:p>
     <w:p>
@@ -217,152 +280,6 @@
           <w:rFonts w:ascii="Times New Roman" w:eastAsia="KaiTi" w:hAnsi="Times New Roman" w:cs="Times New Roman"/>
           <w:lang w:val="en-US"/>
         </w:rPr>
-        <w:t>培养基</w:t>
-      </w:r>
-    </w:p>
-    <w:p>
-      <w:pPr>
-        <w:pStyle w:val="ListParagraph"/>
-        <w:numPr>
-          <w:ilvl w:val="0"/>
-          <w:numId w:val="6"/>
-        </w:numPr>
-        <w:spacing w:line="276" w:lineRule="auto"/>
-        <w:ind w:firstLineChars="0"/>
-        <w:rPr>
-          <w:rFonts w:ascii="Times New Roman" w:eastAsia="KaiTi" w:hAnsi="Times New Roman" w:cs="Times New Roman"/>
-          <w:lang w:val="en-US"/>
-        </w:rPr>
-      </w:pPr>
-      <w:r>
-        <w:rPr>
-          <w:rFonts w:ascii="Times New Roman" w:eastAsia="KaiTi" w:hAnsi="Times New Roman" w:cs="Times New Roman"/>
-          <w:lang w:val="en-US"/>
-        </w:rPr>
-        <w:t>分类：液体、固体、半固体培养基</w:t>
-      </w:r>
-    </w:p>
-    <w:p>
-      <w:pPr>
-        <w:pStyle w:val="ListParagraph"/>
-        <w:numPr>
-          <w:ilvl w:val="0"/>
-          <w:numId w:val="6"/>
-        </w:numPr>
-        <w:spacing w:line="276" w:lineRule="auto"/>
-        <w:ind w:firstLineChars="0"/>
-        <w:rPr>
-          <w:rFonts w:ascii="Times New Roman" w:eastAsia="KaiTi" w:hAnsi="Times New Roman" w:cs="Times New Roman"/>
-          <w:lang w:val="en-US"/>
-        </w:rPr>
-      </w:pPr>
-      <w:r>
-        <w:rPr>
-          <w:rFonts w:ascii="Times New Roman" w:eastAsia="KaiTi" w:hAnsi="Times New Roman" w:cs="Times New Roman"/>
-          <w:lang w:val="en-US"/>
-        </w:rPr>
-        <w:t>历史：土豆切面</w:t>
-      </w:r>
-      <w:r>
-        <w:rPr>
-          <w:rFonts w:ascii="Times New Roman" w:eastAsia="KaiTi" w:hAnsi="Times New Roman" w:cs="Times New Roman"/>
-          <w:lang w:val="en-US"/>
-        </w:rPr>
-        <w:t xml:space="preserve"> =&gt; </w:t>
-      </w:r>
-      <w:r>
-        <w:rPr>
-          <w:rFonts w:ascii="Times New Roman" w:eastAsia="KaiTi" w:hAnsi="Times New Roman" w:cs="Times New Roman"/>
-          <w:lang w:val="en-US"/>
-        </w:rPr>
-        <w:t>明胶（易液化）</w:t>
-      </w:r>
-      <w:r>
-        <w:rPr>
-          <w:rFonts w:ascii="Times New Roman" w:eastAsia="KaiTi" w:hAnsi="Times New Roman" w:cs="Times New Roman"/>
-          <w:lang w:val="en-US"/>
-        </w:rPr>
-        <w:t xml:space="preserve"> =&gt; </w:t>
-      </w:r>
-      <w:r>
-        <w:rPr>
-          <w:rFonts w:ascii="Times New Roman" w:eastAsia="KaiTi" w:hAnsi="Times New Roman" w:cs="Times New Roman"/>
-          <w:lang w:val="en-US"/>
-        </w:rPr>
-        <w:t>琼脂（</w:t>
-      </w:r>
-      <w:r>
-        <w:rPr>
-          <w:rFonts w:ascii="Times New Roman" w:eastAsia="KaiTi" w:hAnsi="Times New Roman" w:cs="Times New Roman"/>
-          <w:lang w:val="en-US"/>
-        </w:rPr>
-        <w:t>+</w:t>
-      </w:r>
-      <w:r>
-        <w:rPr>
-          <w:rFonts w:ascii="Times New Roman" w:eastAsia="KaiTi" w:hAnsi="Times New Roman" w:cs="Times New Roman"/>
-          <w:lang w:val="en-US"/>
-        </w:rPr>
-        <w:t>固化剂得到固体</w:t>
-      </w:r>
-      <w:r>
-        <w:rPr>
-          <w:rFonts w:ascii="Times New Roman" w:eastAsia="KaiTi" w:hAnsi="Times New Roman" w:cs="Times New Roman"/>
-          <w:lang w:val="en-US"/>
-        </w:rPr>
-        <w:t>/</w:t>
-      </w:r>
-      <w:r>
-        <w:rPr>
-          <w:rFonts w:ascii="Times New Roman" w:eastAsia="KaiTi" w:hAnsi="Times New Roman" w:cs="Times New Roman"/>
-          <w:lang w:val="en-US"/>
-        </w:rPr>
-        <w:t>半固体培养基）</w:t>
-      </w:r>
-    </w:p>
-    <w:p>
-      <w:pPr>
-        <w:pStyle w:val="ListParagraph"/>
-        <w:numPr>
-          <w:ilvl w:val="0"/>
-          <w:numId w:val="6"/>
-        </w:numPr>
-        <w:spacing w:line="276" w:lineRule="auto"/>
-        <w:ind w:firstLineChars="0"/>
-        <w:rPr>
-          <w:rFonts w:ascii="Times New Roman" w:eastAsia="KaiTi" w:hAnsi="Times New Roman" w:cs="Times New Roman"/>
-          <w:color w:val="FF0000"/>
-          <w:lang w:val="en-US"/>
-        </w:rPr>
-      </w:pPr>
-      <w:r>
-        <w:rPr>
-          <w:rFonts w:ascii="Times New Roman" w:eastAsia="KaiTi" w:hAnsi="Times New Roman" w:cs="Times New Roman" w:hint="eastAsia"/>
-          <w:color w:val="FF0000"/>
-          <w:lang w:val="en-US"/>
-        </w:rPr>
-        <w:t>在一定程度上所有的培养基都是选择性的</w:t>
-      </w:r>
-    </w:p>
-    <w:p>
-      <w:pPr>
-        <w:pStyle w:val="ListParagraph"/>
-        <w:numPr>
-          <w:ilvl w:val="0"/>
-          <w:numId w:val="4"/>
-        </w:numPr>
-        <w:spacing w:line="276" w:lineRule="auto"/>
-        <w:ind w:firstLineChars="0"/>
-        <w:rPr>
-          <w:rFonts w:ascii="Times New Roman" w:eastAsia="KaiTi" w:hAnsi="Times New Roman" w:cs="Times New Roman"/>
-          <w:lang w:val="en-US"/>
-        </w:rPr>
-      </w:pPr>
-      <w:r>
-        <w:rPr>
-          <w:rFonts w:ascii="Times New Roman" w:eastAsia="KaiTi" w:hAnsi="Times New Roman" w:cs="Times New Roman"/>
-          <w:lang w:val="en-US"/>
-        </w:rPr>
         <w:t>菌落（</w:t>
       </w:r>
       <w:r>
@@ -397,60 +314,91 @@
         <w:spacing w:line="276" w:lineRule="auto"/>
         <w:ind w:firstLineChars="0"/>
         <w:rPr>
-          <w:rFonts w:ascii="Times New Roman" w:eastAsia="KaiTi" w:hAnsi="Times New Roman" w:cs="Times New Roman"/>
-          <w:lang w:val="en-US"/>
-        </w:rPr>
-      </w:pPr>
-      <w:r>
-        <w:rPr>
-          <w:rFonts w:ascii="Times New Roman" w:eastAsia="KaiTi" w:hAnsi="Times New Roman" w:cs="Times New Roman" w:hint="eastAsia"/>
-          <w:lang w:val="en-US"/>
-        </w:rPr>
-        <w:t>定义：</w:t>
-      </w:r>
-      <w:r>
-        <w:rPr>
-          <w:rFonts w:ascii="Times New Roman" w:eastAsia="KaiTi" w:hAnsi="Times New Roman" w:cs="Times New Roman" w:hint="eastAsia"/>
-          <w:lang w:val="en-US"/>
-        </w:rPr>
-        <w:t>固体培养基表面微生物的可见单元</w:t>
-      </w:r>
-      <w:r>
-        <w:rPr>
-          <w:rFonts w:ascii="Times New Roman" w:eastAsia="KaiTi" w:hAnsi="Times New Roman" w:cs="Times New Roman" w:hint="eastAsia"/>
-          <w:lang w:val="en-US"/>
-        </w:rPr>
-        <w:t>。</w:t>
-      </w:r>
-      <w:r>
-        <w:rPr>
-          <w:rFonts w:ascii="Times New Roman" w:eastAsia="KaiTi" w:hAnsi="Times New Roman" w:cs="Times New Roman" w:hint="eastAsia"/>
-          <w:color w:val="A5A5A5" w:themeColor="accent3"/>
-          <w:lang w:val="en-US"/>
-        </w:rPr>
-        <w:t>单个（或聚集在一起的一团）微生物在适宜的固体培养基表面或内部生长、繁殖到一定程度可以形成肉眼可见的、有一定形态结构的子细胞生长群体</w:t>
-      </w:r>
-    </w:p>
-    <w:p>
-      <w:pPr>
-        <w:pStyle w:val="ListParagraph"/>
-        <w:numPr>
-          <w:ilvl w:val="0"/>
-          <w:numId w:val="7"/>
-        </w:numPr>
-        <w:spacing w:line="276" w:lineRule="auto"/>
-        <w:ind w:firstLineChars="0"/>
-        <w:rPr>
-          <w:rFonts w:ascii="Times New Roman" w:eastAsia="KaiTi" w:hAnsi="Times New Roman" w:cs="Times New Roman" w:hint="eastAsia"/>
-          <w:lang w:val="en-US"/>
-        </w:rPr>
-      </w:pPr>
-      <w:r>
-        <w:rPr>
-          <w:rFonts w:ascii="Times New Roman" w:eastAsia="KaiTi" w:hAnsi="Times New Roman" w:cs="Times New Roman" w:hint="eastAsia"/>
-          <w:lang w:val="en-US"/>
-        </w:rPr>
-        <w:t>形态多样，可作为分类的形态学依据（问题：同一细菌在不同培养基上菌落形态可能不同）</w:t>
+          <w:rFonts w:ascii="Times New Roman" w:eastAsia="KaiTi" w:hAnsi="Times New Roman" w:cs="Times New Roman" w:hint="eastAsia"/>
+          <w:lang w:val="en-US"/>
+        </w:rPr>
+      </w:pPr>
+      <w:r>
+        <w:rPr>
+          <w:rFonts w:ascii="Times New Roman" w:eastAsia="KaiTi" w:hAnsi="Times New Roman" w:cs="Times New Roman" w:hint="eastAsia"/>
+          <w:color w:val="000000" w:themeColor="text1"/>
+          <w:lang w:val="en-US"/>
+        </w:rPr>
+        <w:t>定义</w:t>
+      </w:r>
+      <w:r>
+        <w:rPr>
+          <w:rFonts w:ascii="Times New Roman" w:eastAsia="KaiTi" w:hAnsi="Times New Roman" w:cs="Times New Roman" w:hint="eastAsia"/>
+          <w:lang w:val="en-US"/>
+        </w:rPr>
+        <w:t>：</w:t>
+      </w:r>
+      <w:r>
+        <w:rPr>
+          <w:rFonts w:ascii="Times New Roman" w:eastAsia="KaiTi" w:hAnsi="Times New Roman" w:cs="Times New Roman" w:hint="eastAsia"/>
+          <w:color w:val="5B9BD5" w:themeColor="accent5"/>
+          <w:lang w:val="en-US"/>
+        </w:rPr>
+        <w:t>单个或聚集在一起的一团</w:t>
+      </w:r>
+      <w:r>
+        <w:rPr>
+          <w:rFonts w:ascii="Times New Roman" w:eastAsia="KaiTi" w:hAnsi="Times New Roman" w:cs="Times New Roman" w:hint="eastAsia"/>
+          <w:lang w:val="en-US"/>
+        </w:rPr>
+        <w:t>微生物在适宜的培养基表面或内部</w:t>
+      </w:r>
+      <w:r>
+        <w:rPr>
+          <w:rFonts w:ascii="Times New Roman" w:eastAsia="KaiTi" w:hAnsi="Times New Roman" w:cs="Times New Roman" w:hint="eastAsia"/>
+          <w:lang w:val="en-US"/>
+        </w:rPr>
+        <w:t>生长</w:t>
+      </w:r>
+      <w:r>
+        <w:rPr>
+          <w:rFonts w:ascii="Times New Roman" w:eastAsia="KaiTi" w:hAnsi="Times New Roman" w:cs="Times New Roman" w:hint="eastAsia"/>
+          <w:color w:val="4472C4" w:themeColor="accent1"/>
+          <w:lang w:val="en-US"/>
+        </w:rPr>
+        <w:t>、繁殖</w:t>
+      </w:r>
+      <w:r>
+        <w:rPr>
+          <w:rFonts w:ascii="Times New Roman" w:eastAsia="KaiTi" w:hAnsi="Times New Roman" w:cs="Times New Roman" w:hint="eastAsia"/>
+          <w:lang w:val="en-US"/>
+        </w:rPr>
+        <w:t>到一定程度时形成的</w:t>
+      </w:r>
+      <w:r>
+        <w:rPr>
+          <w:rFonts w:ascii="Times New Roman" w:eastAsia="KaiTi" w:hAnsi="Times New Roman" w:cs="Times New Roman" w:hint="eastAsia"/>
+          <w:color w:val="FF0000"/>
+          <w:lang w:val="en-US"/>
+        </w:rPr>
+        <w:t>肉眼可见的、</w:t>
+      </w:r>
+      <w:r>
+        <w:rPr>
+          <w:rFonts w:ascii="Times New Roman" w:eastAsia="KaiTi" w:hAnsi="Times New Roman" w:cs="Times New Roman" w:hint="eastAsia"/>
+          <w:lang w:val="en-US"/>
+        </w:rPr>
+        <w:t>具有一定形态结构的细胞</w:t>
+      </w:r>
+      <w:r>
+        <w:rPr>
+          <w:rFonts w:ascii="Times New Roman" w:eastAsia="KaiTi" w:hAnsi="Times New Roman" w:cs="Times New Roman" w:hint="eastAsia"/>
+          <w:color w:val="5B9BD5" w:themeColor="accent5"/>
+          <w:lang w:val="en-US"/>
+        </w:rPr>
+        <w:t>生长</w:t>
+      </w:r>
+      <w:r>
+        <w:rPr>
+          <w:rFonts w:ascii="Times New Roman" w:eastAsia="KaiTi" w:hAnsi="Times New Roman" w:cs="Times New Roman" w:hint="eastAsia"/>
+          <w:lang w:val="en-US"/>
+        </w:rPr>
+        <w:t>群体</w:t>
       </w:r>
     </w:p>
     <w:p>
@@ -505,16 +453,64 @@
         <w:spacing w:line="276" w:lineRule="auto"/>
         <w:ind w:firstLineChars="0"/>
         <w:rPr>
-          <w:rFonts w:ascii="Times New Roman" w:eastAsia="KaiTi" w:hAnsi="Times New Roman" w:cs="Times New Roman"/>
-          <w:lang w:val="en-US"/>
-        </w:rPr>
-      </w:pPr>
-      <w:r>
-        <w:rPr>
-          <w:rFonts w:ascii="Times New Roman" w:eastAsia="KaiTi" w:hAnsi="Times New Roman" w:cs="Times New Roman"/>
-          <w:lang w:val="en-US"/>
-        </w:rPr>
-        <w:t>定义：分离、转接及培养纯培养物时防止其他培养微生物的污染，同时自身也不污染环境的技术（研究的关键）</w:t>
+          <w:rFonts w:ascii="Times New Roman" w:eastAsia="KaiTi" w:hAnsi="Times New Roman" w:cs="Times New Roman" w:hint="eastAsia"/>
+          <w:lang w:val="en-US"/>
+        </w:rPr>
+      </w:pPr>
+      <w:r>
+        <w:rPr>
+          <w:rFonts w:ascii="Times New Roman" w:eastAsia="KaiTi" w:hAnsi="Times New Roman" w:cs="Times New Roman"/>
+          <w:color w:val="000000" w:themeColor="text1"/>
+          <w:lang w:val="en-US"/>
+        </w:rPr>
+        <w:t>定义</w:t>
+      </w:r>
+      <w:r>
+        <w:rPr>
+          <w:rFonts w:ascii="Times New Roman" w:eastAsia="KaiTi" w:hAnsi="Times New Roman" w:cs="Times New Roman"/>
+          <w:lang w:val="en-US"/>
+        </w:rPr>
+        <w:t>：</w:t>
+      </w:r>
+      <w:r>
+        <w:rPr>
+          <w:rFonts w:ascii="Times New Roman" w:eastAsia="KaiTi" w:hAnsi="Times New Roman" w:cs="Times New Roman" w:hint="eastAsia"/>
+          <w:color w:val="FF0000"/>
+          <w:lang w:val="en-US"/>
+        </w:rPr>
+        <w:t>分离、转接</w:t>
+      </w:r>
+      <w:r>
+        <w:rPr>
+          <w:rFonts w:ascii="Times New Roman" w:eastAsia="KaiTi" w:hAnsi="Times New Roman" w:cs="Times New Roman" w:hint="eastAsia"/>
+          <w:color w:val="FF0000"/>
+          <w:lang w:val="en-US"/>
+        </w:rPr>
+        <w:t>及</w:t>
+      </w:r>
+      <w:r>
+        <w:rPr>
+          <w:rFonts w:ascii="Times New Roman" w:eastAsia="KaiTi" w:hAnsi="Times New Roman" w:cs="Times New Roman" w:hint="eastAsia"/>
+          <w:color w:val="FF0000"/>
+          <w:lang w:val="en-US"/>
+        </w:rPr>
+        <w:t>培养纯培养物时防止其他培养微生物</w:t>
+      </w:r>
+      <w:r>
+        <w:rPr>
+          <w:rFonts w:ascii="Times New Roman" w:eastAsia="KaiTi" w:hAnsi="Times New Roman" w:cs="Times New Roman" w:hint="eastAsia"/>
+          <w:color w:val="FF0000"/>
+          <w:lang w:val="en-US"/>
+        </w:rPr>
+        <w:t>污</w:t>
+      </w:r>
+      <w:r>
+        <w:rPr>
+          <w:rFonts w:ascii="Times New Roman" w:eastAsia="KaiTi" w:hAnsi="Times New Roman" w:cs="Times New Roman" w:hint="eastAsia"/>
+          <w:color w:val="FF0000"/>
+          <w:lang w:val="en-US"/>
+        </w:rPr>
+        <w:t>染，同时防止自身污染环境的技术，是微生物学研究的关键</w:t>
       </w:r>
     </w:p>
     <w:p>
@@ -536,85 +532,49 @@
           <w:rFonts w:ascii="Times New Roman" w:eastAsia="KaiTi" w:hAnsi="Times New Roman" w:cs="Times New Roman"/>
           <w:lang w:val="en-US"/>
         </w:rPr>
-        <w:t>常用器材：试管、锥形瓶、培养皿（</w:t>
-      </w:r>
-      <w:r>
-        <w:rPr>
-          <w:rFonts w:ascii="Times New Roman" w:eastAsia="KaiTi" w:hAnsi="Times New Roman" w:cs="Times New Roman"/>
-          <w:lang w:val="en-US"/>
-        </w:rPr>
-        <w:t>Petri dish</w:t>
-      </w:r>
-      <w:r>
-        <w:rPr>
-          <w:rFonts w:ascii="Times New Roman" w:eastAsia="KaiTi" w:hAnsi="Times New Roman" w:cs="Times New Roman"/>
-          <w:lang w:val="en-US"/>
-        </w:rPr>
-        <w:t>，加了培养基后称为平皿，</w:t>
-      </w:r>
-      <w:r>
-        <w:rPr>
-          <w:rFonts w:ascii="Times New Roman" w:eastAsia="KaiTi" w:hAnsi="Times New Roman" w:cs="Times New Roman"/>
-          <w:lang w:val="en-US"/>
-        </w:rPr>
-        <w:t>plate</w:t>
-      </w:r>
-      <w:r>
-        <w:rPr>
-          <w:rFonts w:ascii="Times New Roman" w:eastAsia="KaiTi" w:hAnsi="Times New Roman" w:cs="Times New Roman"/>
-          <w:lang w:val="en-US"/>
-        </w:rPr>
-        <w:t>）、</w:t>
-      </w:r>
-      <w:r>
-        <w:rPr>
-          <w:rFonts w:ascii="Times New Roman" w:eastAsia="KaiTi" w:hAnsi="Times New Roman" w:cs="Times New Roman"/>
-          <w:lang w:val="en-US"/>
-        </w:rPr>
-        <w:t>96</w:t>
-      </w:r>
-      <w:r>
-        <w:rPr>
-          <w:rFonts w:ascii="Times New Roman" w:eastAsia="KaiTi" w:hAnsi="Times New Roman" w:cs="Times New Roman"/>
-          <w:lang w:val="en-US"/>
-        </w:rPr>
-        <w:t>孔板</w:t>
-      </w:r>
-    </w:p>
-    <w:p>
-      <w:pPr>
-        <w:pStyle w:val="ListParagraph"/>
-        <w:numPr>
-          <w:ilvl w:val="0"/>
-          <w:numId w:val="5"/>
-        </w:numPr>
-        <w:spacing w:line="276" w:lineRule="auto"/>
-        <w:ind w:firstLineChars="0"/>
-        <w:rPr>
-          <w:rFonts w:ascii="Times New Roman" w:eastAsia="KaiTi" w:hAnsi="Times New Roman" w:cs="Times New Roman"/>
-          <w:lang w:val="en-US"/>
-        </w:rPr>
-      </w:pPr>
-      <w:r>
-        <w:rPr>
-          <w:rFonts w:ascii="Times New Roman" w:eastAsia="KaiTi" w:hAnsi="Times New Roman" w:cs="Times New Roman"/>
-          <w:lang w:val="en-US"/>
-        </w:rPr>
-        <w:t>常用灭菌方法：高压蒸汽灭菌（</w:t>
-      </w:r>
-      <w:r>
-        <w:rPr>
-          <w:rFonts w:ascii="Times New Roman" w:eastAsia="KaiTi" w:hAnsi="Times New Roman" w:cs="Times New Roman"/>
-          <w:lang w:val="en-US"/>
-        </w:rPr>
-        <w:t>120℃, 20 min</w:t>
-      </w:r>
-      <w:r>
-        <w:rPr>
-          <w:rFonts w:ascii="Times New Roman" w:eastAsia="KaiTi" w:hAnsi="Times New Roman" w:cs="Times New Roman"/>
-          <w:lang w:val="en-US"/>
-        </w:rPr>
-        <w:t>）、高温干热灭菌</w:t>
+        <w:t>常用灭菌方法：</w:t>
+      </w:r>
+      <w:r>
+        <w:rPr>
+          <w:rFonts w:ascii="Times New Roman" w:eastAsia="KaiTi" w:hAnsi="Times New Roman" w:cs="Times New Roman" w:hint="eastAsia"/>
+          <w:lang w:val="en-US"/>
+        </w:rPr>
+        <w:t>高压蒸汽灭菌（</w:t>
+      </w:r>
+      <w:r>
+        <w:rPr>
+          <w:rFonts w:ascii="Times New Roman" w:eastAsia="KaiTi" w:hAnsi="Times New Roman" w:cs="Times New Roman"/>
+          <w:lang w:val="en-US"/>
+        </w:rPr>
+        <w:t>80</w:t>
+      </w:r>
+      <w:r>
+        <w:rPr>
+          <w:rFonts w:ascii="Times New Roman" w:eastAsia="KaiTi" w:hAnsi="Times New Roman" w:cs="Times New Roman" w:hint="eastAsia"/>
+          <w:lang w:val="en-US"/>
+        </w:rPr>
+        <w:t>度，</w:t>
+      </w:r>
+      <w:r>
+        <w:rPr>
+          <w:rFonts w:ascii="Times New Roman" w:eastAsia="KaiTi" w:hAnsi="Times New Roman" w:cs="Times New Roman" w:hint="eastAsia"/>
+          <w:lang w:val="en-US"/>
+        </w:rPr>
+        <w:t>2</w:t>
+      </w:r>
+      <w:r>
+        <w:rPr>
+          <w:rFonts w:ascii="Times New Roman" w:eastAsia="KaiTi" w:hAnsi="Times New Roman" w:cs="Times New Roman"/>
+          <w:lang w:val="en-US"/>
+        </w:rPr>
+        <w:t>0</w:t>
+      </w:r>
+      <w:r>
+        <w:rPr>
+          <w:rFonts w:ascii="Times New Roman" w:eastAsia="KaiTi" w:hAnsi="Times New Roman" w:cs="Times New Roman" w:hint="eastAsia"/>
+          <w:lang w:val="en-US"/>
+        </w:rPr>
+        <w:t>分钟）、高温干热灭菌</w:t>
       </w:r>
     </w:p>
     <w:p>
@@ -627,7 +587,7 @@
         <w:spacing w:line="276" w:lineRule="auto"/>
         <w:ind w:firstLineChars="0"/>
         <w:rPr>
-          <w:rFonts w:ascii="Times New Roman" w:eastAsia="KaiTi" w:hAnsi="Times New Roman" w:cs="Times New Roman" w:hint="eastAsia"/>
+          <w:rFonts w:ascii="Times New Roman" w:eastAsia="KaiTi" w:hAnsi="Times New Roman" w:cs="Times New Roman"/>
           <w:lang w:val="en-US"/>
         </w:rPr>
       </w:pPr>
@@ -637,6 +597,20 @@
           <w:lang w:val="en-US"/>
         </w:rPr>
         <w:t>微生物的分离</w:t>
+      </w:r>
+      <w:r>
+        <w:rPr>
+          <w:rFonts w:ascii="Times New Roman" w:eastAsia="KaiTi" w:hAnsi="Times New Roman" w:cs="Times New Roman" w:hint="eastAsia"/>
+          <w:lang w:val="en-US"/>
+        </w:rPr>
+        <w:t>培养</w:t>
+      </w:r>
+      <w:r>
+        <w:rPr>
+          <w:rFonts w:ascii="Times New Roman" w:eastAsia="KaiTi" w:hAnsi="Times New Roman" w:cs="Times New Roman" w:hint="eastAsia"/>
+          <w:lang w:val="en-US"/>
+        </w:rPr>
+        <w:t>方法</w:t>
       </w:r>
       <w:r>
         <w:rPr>
@@ -691,7 +665,7 @@
         <w:spacing w:line="276" w:lineRule="auto"/>
         <w:ind w:firstLineChars="0"/>
         <w:rPr>
-          <w:rFonts w:ascii="Times New Roman" w:eastAsia="KaiTi" w:hAnsi="Times New Roman" w:cs="Times New Roman"/>
+          <w:rFonts w:ascii="Times New Roman" w:eastAsia="KaiTi" w:hAnsi="Times New Roman" w:cs="Times New Roman" w:hint="eastAsia"/>
           <w:lang w:val="en-US"/>
         </w:rPr>
       </w:pPr>
@@ -702,56 +676,26 @@
         </w:rPr>
         <w:t>固体培养法</w:t>
       </w:r>
-    </w:p>
-    <w:p>
-      <w:pPr>
-        <w:spacing w:line="276" w:lineRule="auto"/>
-        <w:jc w:val="center"/>
-        <w:rPr>
-          <w:rFonts w:ascii="Times New Roman" w:eastAsia="KaiTi" w:hAnsi="Times New Roman" w:cs="Times New Roman" w:hint="eastAsia"/>
-          <w:lang w:val="en-US"/>
-        </w:rPr>
-      </w:pPr>
-      <w:r>
-        <w:rPr>
-          <w:rFonts w:ascii="Times New Roman" w:eastAsia="KaiTi" w:hAnsi="Times New Roman" w:cs="Times New Roman"/>
-          <w:lang w:val="en-US"/>
-        </w:rPr>
-        <w:drawing>
-          <wp:inline distT="0" distB="0" distL="0" distR="0" wp14:anchorId="73FBDFB8" wp14:editId="0A15EF3F">
-            <wp:extent cx="3011214" cy="1245720"/>
-            <wp:effectExtent l="0" t="0" r="0" b="0"/>
-            <wp:docPr id="1" name="Picture 1"/>
-            <wp:cNvGraphicFramePr>
-              <a:graphicFrameLocks xmlns:a="http://schemas.openxmlformats.org/drawingml/2006/main" noChangeAspect="1"/>
-            </wp:cNvGraphicFramePr>
-            <a:graphic xmlns:a="http://schemas.openxmlformats.org/drawingml/2006/main">
-              <a:graphicData uri="http://schemas.openxmlformats.org/drawingml/2006/picture">
-                <pic:pic xmlns:pic="http://schemas.openxmlformats.org/drawingml/2006/picture">
-                  <pic:nvPicPr>
-                    <pic:cNvPr id="1" name=""/>
-                    <pic:cNvPicPr/>
-                  </pic:nvPicPr>
-                  <pic:blipFill>
-                    <a:blip r:embed="rId5"/>
-                    <a:stretch>
-                      <a:fillRect/>
-                    </a:stretch>
-                  </pic:blipFill>
-                  <pic:spPr>
-                    <a:xfrm>
-                      <a:off x="0" y="0"/>
-                      <a:ext cx="3129628" cy="1294707"/>
-                    </a:xfrm>
-                    <a:prstGeom prst="rect">
-                      <a:avLst/>
-                    </a:prstGeom>
-                  </pic:spPr>
-                </pic:pic>
-              </a:graphicData>
-            </a:graphic>
-          </wp:inline>
-        </w:drawing>
+      <w:r>
+        <w:rPr>
+          <w:rFonts w:ascii="Times New Roman" w:eastAsia="KaiTi" w:hAnsi="Times New Roman" w:cs="Times New Roman" w:hint="eastAsia"/>
+          <w:lang w:val="en-US"/>
+        </w:rPr>
+        <w:t>：稀释倒平板法</w:t>
+      </w:r>
+      <w:r>
+        <w:rPr>
+          <w:rFonts w:ascii="Times New Roman" w:eastAsia="KaiTi" w:hAnsi="Times New Roman" w:cs="Times New Roman" w:hint="eastAsia"/>
+          <w:lang w:val="en-US"/>
+        </w:rPr>
+        <w:t>（半固体培养基）</w:t>
+      </w:r>
+      <w:r>
+        <w:rPr>
+          <w:rFonts w:ascii="Times New Roman" w:eastAsia="KaiTi" w:hAnsi="Times New Roman" w:cs="Times New Roman" w:hint="eastAsia"/>
+          <w:lang w:val="en-US"/>
+        </w:rPr>
+        <w:t>、涂布平板法、平板划线法</w:t>
       </w:r>
     </w:p>
     <w:p>
@@ -776,56 +720,26 @@
         </w:rPr>
         <w:t>液体培养法</w:t>
       </w:r>
-    </w:p>
-    <w:p>
-      <w:pPr>
-        <w:spacing w:line="276" w:lineRule="auto"/>
-        <w:jc w:val="center"/>
-        <w:rPr>
-          <w:rFonts w:ascii="Times New Roman" w:eastAsia="KaiTi" w:hAnsi="Times New Roman" w:cs="Times New Roman"/>
-          <w:lang w:val="en-US"/>
-        </w:rPr>
-      </w:pPr>
-      <w:r>
-        <w:rPr>
-          <w:rFonts w:ascii="Times New Roman" w:eastAsia="KaiTi" w:hAnsi="Times New Roman" w:cs="Times New Roman"/>
-          <w:lang w:val="en-US"/>
-        </w:rPr>
-        <w:drawing>
-          <wp:inline distT="0" distB="0" distL="0" distR="0" wp14:anchorId="661EB1FC" wp14:editId="54A4ACD8">
-            <wp:extent cx="2874723" cy="1206136"/>
-            <wp:effectExtent l="0" t="0" r="0" b="635"/>
-            <wp:docPr id="2" name="Picture 2"/>
-            <wp:cNvGraphicFramePr>
-              <a:graphicFrameLocks xmlns:a="http://schemas.openxmlformats.org/drawingml/2006/main" noChangeAspect="1"/>
-            </wp:cNvGraphicFramePr>
-            <a:graphic xmlns:a="http://schemas.openxmlformats.org/drawingml/2006/main">
-              <a:graphicData uri="http://schemas.openxmlformats.org/drawingml/2006/picture">
-                <pic:pic xmlns:pic="http://schemas.openxmlformats.org/drawingml/2006/picture">
-                  <pic:nvPicPr>
-                    <pic:cNvPr id="1" name=""/>
-                    <pic:cNvPicPr/>
-                  </pic:nvPicPr>
-                  <pic:blipFill>
-                    <a:blip r:embed="rId6"/>
-                    <a:stretch>
-                      <a:fillRect/>
-                    </a:stretch>
-                  </pic:blipFill>
-                  <pic:spPr>
-                    <a:xfrm>
-                      <a:off x="0" y="0"/>
-                      <a:ext cx="3025036" cy="1269202"/>
-                    </a:xfrm>
-                    <a:prstGeom prst="rect">
-                      <a:avLst/>
-                    </a:prstGeom>
-                  </pic:spPr>
-                </pic:pic>
-              </a:graphicData>
-            </a:graphic>
-          </wp:inline>
-        </w:drawing>
+      <w:r>
+        <w:rPr>
+          <w:rFonts w:ascii="Times New Roman" w:eastAsia="KaiTi" w:hAnsi="Times New Roman" w:cs="Times New Roman" w:hint="eastAsia"/>
+          <w:lang w:val="en-US"/>
+        </w:rPr>
+        <w:t>：</w:t>
+      </w:r>
+      <w:r>
+        <w:rPr>
+          <w:rFonts w:ascii="Times New Roman" w:eastAsia="KaiTi" w:hAnsi="Times New Roman" w:cs="Times New Roman" w:hint="eastAsia"/>
+          <w:lang w:val="en-US"/>
+        </w:rPr>
+        <w:t>稀释后</w:t>
+      </w:r>
+      <w:r>
+        <w:rPr>
+          <w:rFonts w:ascii="Times New Roman" w:eastAsia="KaiTi" w:hAnsi="Times New Roman" w:cs="Times New Roman" w:hint="eastAsia"/>
+          <w:lang w:val="en-US"/>
+        </w:rPr>
+        <w:t>分选</w:t>
       </w:r>
     </w:p>
     <w:p>
@@ -848,15 +762,7 @@
           <w:rFonts w:ascii="Times New Roman" w:eastAsia="KaiTi" w:hAnsi="Times New Roman" w:cs="Times New Roman" w:hint="eastAsia"/>
           <w:lang w:val="en-US"/>
         </w:rPr>
-        <w:lastRenderedPageBreak/>
-        <w:t>单细胞（孢子）</w:t>
-      </w:r>
-      <w:r>
-        <w:rPr>
-          <w:rFonts w:ascii="Times New Roman" w:eastAsia="KaiTi" w:hAnsi="Times New Roman" w:cs="Times New Roman" w:hint="eastAsia"/>
-          <w:lang w:val="en-US"/>
-        </w:rPr>
-        <w:t>法</w:t>
+        <w:t>单细胞（孢子）法</w:t>
       </w:r>
     </w:p>
     <w:p>
@@ -879,14 +785,14 @@
           <w:rFonts w:ascii="Times New Roman" w:eastAsia="KaiTi" w:hAnsi="Times New Roman" w:cs="Times New Roman" w:hint="eastAsia"/>
           <w:lang w:val="en-US"/>
         </w:rPr>
-        <w:t>选择培养</w:t>
-      </w:r>
-      <w:r>
-        <w:rPr>
-          <w:rFonts w:ascii="Times New Roman" w:eastAsia="KaiTi" w:hAnsi="Times New Roman" w:cs="Times New Roman" w:hint="eastAsia"/>
-          <w:lang w:val="en-US"/>
-        </w:rPr>
-        <w:t>法</w:t>
+        <w:t>选择培养法</w:t>
+      </w:r>
+      <w:r>
+        <w:rPr>
+          <w:rFonts w:ascii="Times New Roman" w:eastAsia="KaiTi" w:hAnsi="Times New Roman" w:cs="Times New Roman" w:hint="eastAsia"/>
+          <w:lang w:val="en-US"/>
+        </w:rPr>
+        <w:t>：选择培养基，可用于分离在群体中占少数的微生物</w:t>
       </w:r>
     </w:p>
     <w:p>
@@ -909,7 +815,7 @@
           <w:rFonts w:ascii="Times New Roman" w:eastAsia="KaiTi" w:hAnsi="Times New Roman" w:cs="Times New Roman" w:hint="eastAsia"/>
           <w:lang w:val="en-US"/>
         </w:rPr>
-        <w:t>分离纯化群落中占少数的微生物</w:t>
+        <w:t>抑制其他微生物的生长</w:t>
       </w:r>
     </w:p>
     <w:p>
@@ -932,7 +838,7 @@
           <w:rFonts w:ascii="Times New Roman" w:eastAsia="KaiTi" w:hAnsi="Times New Roman" w:cs="Times New Roman" w:hint="eastAsia"/>
           <w:lang w:val="en-US"/>
         </w:rPr>
-        <w:t>抑制大多数其它微生物的生长</w:t>
+        <w:t>促进目标微生物的生长</w:t>
       </w:r>
     </w:p>
     <w:p>
@@ -946,74 +852,16 @@
         <w:ind w:firstLineChars="0"/>
         <w:jc w:val="left"/>
         <w:rPr>
-          <w:rFonts w:ascii="Times New Roman" w:eastAsia="KaiTi" w:hAnsi="Times New Roman" w:cs="Times New Roman"/>
-          <w:lang w:val="en-US"/>
-        </w:rPr>
-      </w:pPr>
-      <w:r>
-        <w:rPr>
-          <w:rFonts w:ascii="Times New Roman" w:eastAsia="KaiTi" w:hAnsi="Times New Roman" w:cs="Times New Roman" w:hint="eastAsia"/>
-          <w:lang w:val="en-US"/>
-        </w:rPr>
-        <w:t>使待分离的微生物生长</w:t>
-      </w:r>
-      <w:r>
-        <w:rPr>
-          <w:rFonts w:ascii="Times New Roman" w:eastAsia="KaiTi" w:hAnsi="Times New Roman" w:cs="Times New Roman" w:hint="eastAsia"/>
-          <w:lang w:val="en-US"/>
-        </w:rPr>
-        <w:t>较群落中其他微生物更快，便于稀释纯化</w:t>
-      </w:r>
-    </w:p>
-    <w:p>
-      <w:pPr>
-        <w:spacing w:line="276" w:lineRule="auto"/>
-        <w:jc w:val="center"/>
-        <w:rPr>
-          <w:rFonts w:ascii="Times New Roman" w:eastAsia="KaiTi" w:hAnsi="Times New Roman" w:cs="Times New Roman"/>
-          <w:lang w:val="en-US"/>
-        </w:rPr>
-      </w:pPr>
-      <w:r>
-        <w:rPr>
-          <w:rFonts w:ascii="Times New Roman" w:eastAsia="KaiTi" w:hAnsi="Times New Roman" w:cs="Times New Roman"/>
-          <w:lang w:val="en-US"/>
-        </w:rPr>
-        <w:drawing>
-          <wp:inline distT="0" distB="0" distL="0" distR="0" wp14:anchorId="25B511DC" wp14:editId="524CE215">
-            <wp:extent cx="2832538" cy="1495038"/>
-            <wp:effectExtent l="0" t="0" r="0" b="3810"/>
-            <wp:docPr id="3" name="Picture 3"/>
-            <wp:cNvGraphicFramePr>
-              <a:graphicFrameLocks xmlns:a="http://schemas.openxmlformats.org/drawingml/2006/main" noChangeAspect="1"/>
-            </wp:cNvGraphicFramePr>
-            <a:graphic xmlns:a="http://schemas.openxmlformats.org/drawingml/2006/main">
-              <a:graphicData uri="http://schemas.openxmlformats.org/drawingml/2006/picture">
-                <pic:pic xmlns:pic="http://schemas.openxmlformats.org/drawingml/2006/picture">
-                  <pic:nvPicPr>
-                    <pic:cNvPr id="1" name=""/>
-                    <pic:cNvPicPr/>
-                  </pic:nvPicPr>
-                  <pic:blipFill>
-                    <a:blip r:embed="rId7"/>
-                    <a:stretch>
-                      <a:fillRect/>
-                    </a:stretch>
-                  </pic:blipFill>
-                  <pic:spPr>
-                    <a:xfrm>
-                      <a:off x="0" y="0"/>
-                      <a:ext cx="2869556" cy="1514576"/>
-                    </a:xfrm>
-                    <a:prstGeom prst="rect">
-                      <a:avLst/>
-                    </a:prstGeom>
-                  </pic:spPr>
-                </pic:pic>
-              </a:graphicData>
-            </a:graphic>
-          </wp:inline>
-        </w:drawing>
+          <w:rFonts w:ascii="Times New Roman" w:eastAsia="KaiTi" w:hAnsi="Times New Roman" w:cs="Times New Roman" w:hint="eastAsia"/>
+          <w:lang w:val="en-US"/>
+        </w:rPr>
+      </w:pPr>
+      <w:r>
+        <w:rPr>
+          <w:rFonts w:ascii="Times New Roman" w:eastAsia="KaiTi" w:hAnsi="Times New Roman" w:cs="Times New Roman" w:hint="eastAsia"/>
+          <w:lang w:val="en-US"/>
+        </w:rPr>
+        <w:t>例子：高温分离嗜热细菌、不含氮分离固氮菌、加抗生素分离抗性菌</w:t>
       </w:r>
     </w:p>
     <w:p>
@@ -1082,14 +930,29 @@
           <w:rFonts w:ascii="Times New Roman" w:eastAsia="KaiTi" w:hAnsi="Times New Roman" w:cs="Times New Roman" w:hint="eastAsia"/>
           <w:lang w:val="en-US"/>
         </w:rPr>
-        <w:t>基本要求：在一定时间内</w:t>
-      </w:r>
-      <w:r>
-        <w:rPr>
-          <w:rFonts w:ascii="Times New Roman" w:eastAsia="KaiTi" w:hAnsi="Times New Roman" w:cs="Times New Roman" w:hint="eastAsia"/>
-          <w:lang w:val="en-US"/>
-        </w:rPr>
-        <w:t>使菌株不死、不变、不乱</w:t>
+        <w:t>基本要求：</w:t>
+      </w:r>
+      <w:r>
+        <w:rPr>
+          <w:rFonts w:ascii="Times New Roman" w:eastAsia="KaiTi" w:hAnsi="Times New Roman" w:cs="Times New Roman" w:hint="eastAsia"/>
+          <w:lang w:val="en-US"/>
+        </w:rPr>
+        <w:t>要求微生物在一定时间内不死、不</w:t>
+      </w:r>
+      <w:r>
+        <w:rPr>
+          <w:rFonts w:ascii="Times New Roman" w:eastAsia="KaiTi" w:hAnsi="Times New Roman" w:cs="Times New Roman" w:hint="eastAsia"/>
+          <w:color w:val="4472C4" w:themeColor="accent1"/>
+          <w:lang w:val="en-US"/>
+        </w:rPr>
+        <w:t>变</w:t>
+      </w:r>
+      <w:r>
+        <w:rPr>
+          <w:rFonts w:ascii="Times New Roman" w:eastAsia="KaiTi" w:hAnsi="Times New Roman" w:cs="Times New Roman" w:hint="eastAsia"/>
+          <w:lang w:val="en-US"/>
+        </w:rPr>
+        <w:t>、不乱</w:t>
       </w:r>
     </w:p>
     <w:p>
@@ -1112,14 +975,36 @@
           <w:rFonts w:ascii="Times New Roman" w:eastAsia="KaiTi" w:hAnsi="Times New Roman" w:cs="Times New Roman" w:hint="eastAsia"/>
           <w:lang w:val="en-US"/>
         </w:rPr>
-        <w:t>影响微生物菌种稳定性的因素</w:t>
-      </w:r>
-      <w:r>
-        <w:rPr>
-          <w:rFonts w:ascii="Times New Roman" w:eastAsia="KaiTi" w:hAnsi="Times New Roman" w:cs="Times New Roman" w:hint="eastAsia"/>
-          <w:lang w:val="en-US"/>
-        </w:rPr>
-        <w:t>：死亡、污染、变异</w:t>
+        <w:t>影响微生物菌种稳定性的因素：</w:t>
+      </w:r>
+      <w:r>
+        <w:rPr>
+          <w:rFonts w:ascii="Times New Roman" w:eastAsia="KaiTi" w:hAnsi="Times New Roman" w:cs="Times New Roman" w:hint="eastAsia"/>
+          <w:lang w:val="en-US"/>
+        </w:rPr>
+        <w:t>死亡、</w:t>
+      </w:r>
+      <w:r>
+        <w:rPr>
+          <w:rFonts w:ascii="Times New Roman" w:eastAsia="KaiTi" w:hAnsi="Times New Roman" w:cs="Times New Roman" w:hint="eastAsia"/>
+          <w:lang w:val="en-US"/>
+        </w:rPr>
+        <w:t>变异</w:t>
+      </w:r>
+      <w:r>
+        <w:rPr>
+          <w:rFonts w:ascii="Times New Roman" w:eastAsia="KaiTi" w:hAnsi="Times New Roman" w:cs="Times New Roman" w:hint="eastAsia"/>
+          <w:color w:val="4472C4" w:themeColor="accent1"/>
+          <w:lang w:val="en-US"/>
+        </w:rPr>
+        <w:t>、污染</w:t>
+      </w:r>
+      <w:r>
+        <w:rPr>
+          <w:rFonts w:ascii="Times New Roman" w:eastAsia="KaiTi" w:hAnsi="Times New Roman" w:cs="Times New Roman" w:hint="eastAsia"/>
+          <w:lang w:val="en-US"/>
+        </w:rPr>
+        <w:t>？</w:t>
       </w:r>
     </w:p>
     <w:p>
@@ -1179,63 +1064,42 @@
           <w:rFonts w:ascii="Times New Roman" w:eastAsia="KaiTi" w:hAnsi="Times New Roman" w:cs="Times New Roman" w:hint="eastAsia"/>
           <w:lang w:val="en-US"/>
         </w:rPr>
-        <w:t>加入</w:t>
-      </w:r>
-      <w:r>
-        <w:rPr>
-          <w:rFonts w:ascii="Times New Roman" w:eastAsia="KaiTi" w:hAnsi="Times New Roman" w:cs="Times New Roman" w:hint="eastAsia"/>
-          <w:lang w:val="en-US"/>
-        </w:rPr>
-        <w:t>30%</w:t>
-      </w:r>
-      <w:r>
-        <w:rPr>
-          <w:rFonts w:ascii="Times New Roman" w:eastAsia="KaiTi" w:hAnsi="Times New Roman" w:cs="Times New Roman" w:hint="eastAsia"/>
-          <w:lang w:val="en-US"/>
-        </w:rPr>
-        <w:t>左右的甘油，</w:t>
-      </w:r>
-      <w:r>
-        <w:rPr>
-          <w:rFonts w:ascii="Times New Roman" w:eastAsia="KaiTi" w:hAnsi="Times New Roman" w:cs="Times New Roman" w:hint="eastAsia"/>
-          <w:lang w:val="en-US"/>
-        </w:rPr>
-        <w:t>-80</w:t>
-      </w:r>
-      <w:r>
-        <w:rPr>
-          <w:rFonts w:ascii="Times New Roman" w:eastAsia="KaiTi" w:hAnsi="Times New Roman" w:cs="Times New Roman"/>
-          <w:lang w:val="en-US"/>
-        </w:rPr>
-        <w:t>℃</w:t>
-      </w:r>
-      <w:r>
-        <w:rPr>
-          <w:rFonts w:ascii="Times New Roman" w:eastAsia="KaiTi" w:hAnsi="Times New Roman" w:cs="Times New Roman" w:hint="eastAsia"/>
-          <w:lang w:val="en-US"/>
-        </w:rPr>
-        <w:t>保藏。</w:t>
-      </w:r>
-      <w:r>
-        <w:rPr>
-          <w:rFonts w:ascii="Times New Roman" w:eastAsia="KaiTi" w:hAnsi="Times New Roman" w:cs="Times New Roman" w:hint="eastAsia"/>
-          <w:lang w:val="en-US"/>
-        </w:rPr>
-        <w:t>（</w:t>
-      </w:r>
-      <w:r>
-        <w:rPr>
-          <w:rFonts w:ascii="Times New Roman" w:eastAsia="KaiTi" w:hAnsi="Times New Roman" w:cs="Times New Roman" w:hint="eastAsia"/>
-          <w:lang w:val="en-US"/>
-        </w:rPr>
-        <w:t>冰箱、液氮</w:t>
-      </w:r>
-      <w:r>
-        <w:rPr>
-          <w:rFonts w:ascii="Times New Roman" w:eastAsia="KaiTi" w:hAnsi="Times New Roman" w:cs="Times New Roman" w:hint="eastAsia"/>
-          <w:lang w:val="en-US"/>
-        </w:rPr>
-        <w:t>）</w:t>
+        <w:t>3</w:t>
+      </w:r>
+      <w:r>
+        <w:rPr>
+          <w:rFonts w:ascii="Times New Roman" w:eastAsia="KaiTi" w:hAnsi="Times New Roman" w:cs="Times New Roman"/>
+          <w:lang w:val="en-US"/>
+        </w:rPr>
+        <w:t>0%</w:t>
+      </w:r>
+      <w:r>
+        <w:rPr>
+          <w:rFonts w:ascii="Times New Roman" w:eastAsia="KaiTi" w:hAnsi="Times New Roman" w:cs="Times New Roman" w:hint="eastAsia"/>
+          <w:lang w:val="en-US"/>
+        </w:rPr>
+        <w:t>甘油，</w:t>
+      </w:r>
+      <w:r>
+        <w:rPr>
+          <w:rFonts w:ascii="Times New Roman" w:eastAsia="KaiTi" w:hAnsi="Times New Roman" w:cs="Times New Roman" w:hint="eastAsia"/>
+          <w:lang w:val="en-US"/>
+        </w:rPr>
+        <w:t>-</w:t>
+      </w:r>
+      <w:r>
+        <w:rPr>
+          <w:rFonts w:ascii="Times New Roman" w:eastAsia="KaiTi" w:hAnsi="Times New Roman" w:cs="Times New Roman"/>
+          <w:lang w:val="en-US"/>
+        </w:rPr>
+        <w:t>80</w:t>
+      </w:r>
+      <w:r>
+        <w:rPr>
+          <w:rFonts w:ascii="Times New Roman" w:eastAsia="KaiTi" w:hAnsi="Times New Roman" w:cs="Times New Roman" w:hint="eastAsia"/>
+          <w:lang w:val="en-US"/>
+        </w:rPr>
+        <w:t>度</w:t>
       </w:r>
     </w:p>
     <w:p>
@@ -1270,30 +1134,10 @@
       <w:r>
         <w:rPr>
           <w:rFonts w:ascii="Times New Roman" w:eastAsia="KaiTi" w:hAnsi="Times New Roman" w:cs="Times New Roman" w:hint="eastAsia"/>
-          <w:lang w:val="en-US"/>
-        </w:rPr>
-        <w:t>冷冻真空干燥。</w:t>
-      </w:r>
-      <w:r>
-        <w:rPr>
-          <w:rFonts w:ascii="Times New Roman" w:eastAsia="KaiTi" w:hAnsi="Times New Roman" w:cs="Times New Roman" w:hint="eastAsia"/>
-          <w:lang w:val="en-US"/>
-        </w:rPr>
-        <w:t>（</w:t>
-      </w:r>
-      <w:r>
-        <w:rPr>
-          <w:rFonts w:ascii="Times New Roman" w:eastAsia="KaiTi" w:hAnsi="Times New Roman" w:cs="Times New Roman" w:hint="eastAsia"/>
-          <w:lang w:val="en-US"/>
-        </w:rPr>
-        <w:t>菌种保藏机构常用的方式</w:t>
-      </w:r>
-      <w:r>
-        <w:rPr>
-          <w:rFonts w:ascii="Times New Roman" w:eastAsia="KaiTi" w:hAnsi="Times New Roman" w:cs="Times New Roman" w:hint="eastAsia"/>
-          <w:lang w:val="en-US"/>
-        </w:rPr>
-        <w:t>）</w:t>
+          <w:color w:val="FF0000"/>
+          <w:lang w:val="en-US"/>
+        </w:rPr>
+        <w:t>冷冻真空干燥</w:t>
       </w:r>
     </w:p>
     <w:p>
@@ -1339,105 +1183,6 @@
           <w:rFonts w:ascii="Times New Roman" w:eastAsia="KaiTi" w:hAnsi="Times New Roman" w:cs="Times New Roman" w:hint="eastAsia"/>
           <w:lang w:val="en-US"/>
         </w:rPr>
-        <w:t>有关概念</w:t>
-      </w:r>
-    </w:p>
-    <w:p>
-      <w:pPr>
-        <w:pStyle w:val="ListParagraph"/>
-        <w:numPr>
-          <w:ilvl w:val="0"/>
-          <w:numId w:val="16"/>
-        </w:numPr>
-        <w:spacing w:line="276" w:lineRule="auto"/>
-        <w:ind w:firstLineChars="0"/>
-        <w:jc w:val="left"/>
-        <w:rPr>
-          <w:rFonts w:ascii="Times New Roman" w:eastAsia="KaiTi" w:hAnsi="Times New Roman" w:cs="Times New Roman"/>
-          <w:lang w:val="en-US"/>
-        </w:rPr>
-      </w:pPr>
-      <w:r>
-        <w:rPr>
-          <w:rFonts w:ascii="Times New Roman" w:eastAsia="KaiTi" w:hAnsi="Times New Roman" w:cs="Times New Roman" w:hint="eastAsia"/>
-          <w:lang w:val="en-US"/>
-        </w:rPr>
-        <w:t>放大倍数</w:t>
-      </w:r>
-    </w:p>
-    <w:p>
-      <w:pPr>
-        <w:pStyle w:val="ListParagraph"/>
-        <w:numPr>
-          <w:ilvl w:val="0"/>
-          <w:numId w:val="16"/>
-        </w:numPr>
-        <w:spacing w:line="276" w:lineRule="auto"/>
-        <w:ind w:firstLineChars="0"/>
-        <w:jc w:val="left"/>
-        <w:rPr>
-          <w:rFonts w:ascii="Times New Roman" w:eastAsia="KaiTi" w:hAnsi="Times New Roman" w:cs="Times New Roman"/>
-          <w:lang w:val="en-US"/>
-        </w:rPr>
-      </w:pPr>
-      <w:r>
-        <w:rPr>
-          <w:rFonts w:ascii="Times New Roman" w:eastAsia="KaiTi" w:hAnsi="Times New Roman" w:cs="Times New Roman" w:hint="eastAsia"/>
-          <w:lang w:val="en-US"/>
-        </w:rPr>
-        <w:t>分辨率：</w:t>
-      </w:r>
-      <w:r>
-        <w:rPr>
-          <w:rFonts w:ascii="Times New Roman" w:eastAsia="KaiTi" w:hAnsi="Times New Roman" w:cs="Times New Roman" w:hint="eastAsia"/>
-          <w:lang w:val="en-US"/>
-        </w:rPr>
-        <w:t>显微镜下能辨别的两点之间的最小距离</w:t>
-      </w:r>
-    </w:p>
-    <w:p>
-      <w:pPr>
-        <w:pStyle w:val="ListParagraph"/>
-        <w:numPr>
-          <w:ilvl w:val="0"/>
-          <w:numId w:val="16"/>
-        </w:numPr>
-        <w:spacing w:line="276" w:lineRule="auto"/>
-        <w:ind w:firstLineChars="0"/>
-        <w:jc w:val="left"/>
-        <w:rPr>
-          <w:rFonts w:ascii="Times New Roman" w:eastAsia="KaiTi" w:hAnsi="Times New Roman" w:cs="Times New Roman"/>
-          <w:lang w:val="en-US"/>
-        </w:rPr>
-      </w:pPr>
-      <w:r>
-        <w:rPr>
-          <w:rFonts w:ascii="Times New Roman" w:eastAsia="KaiTi" w:hAnsi="Times New Roman" w:cs="Times New Roman" w:hint="eastAsia"/>
-          <w:lang w:val="en-US"/>
-        </w:rPr>
-        <w:t>反差：被观察物区别于背景的程度</w:t>
-      </w:r>
-    </w:p>
-    <w:p>
-      <w:pPr>
-        <w:pStyle w:val="ListParagraph"/>
-        <w:numPr>
-          <w:ilvl w:val="0"/>
-          <w:numId w:val="15"/>
-        </w:numPr>
-        <w:spacing w:line="276" w:lineRule="auto"/>
-        <w:ind w:firstLineChars="0"/>
-        <w:jc w:val="left"/>
-        <w:rPr>
-          <w:rFonts w:ascii="Times New Roman" w:eastAsia="KaiTi" w:hAnsi="Times New Roman" w:cs="Times New Roman"/>
-          <w:lang w:val="en-US"/>
-        </w:rPr>
-      </w:pPr>
-      <w:r>
-        <w:rPr>
-          <w:rFonts w:ascii="Times New Roman" w:eastAsia="KaiTi" w:hAnsi="Times New Roman" w:cs="Times New Roman" w:hint="eastAsia"/>
-          <w:lang w:val="en-US"/>
-        </w:rPr>
         <w:t>种类及原理</w:t>
       </w:r>
     </w:p>
@@ -1461,280 +1206,99 @@
           <w:rFonts w:ascii="Times New Roman" w:eastAsia="KaiTi" w:hAnsi="Times New Roman" w:cs="Times New Roman" w:hint="eastAsia"/>
           <w:lang w:val="en-US"/>
         </w:rPr>
-        <w:t>普通光学显微镜</w:t>
-      </w:r>
-    </w:p>
-    <w:p>
-      <w:pPr>
-        <w:pStyle w:val="ListParagraph"/>
-        <w:spacing w:line="276" w:lineRule="auto"/>
-        <w:ind w:left="720" w:firstLineChars="0" w:firstLine="0"/>
-        <w:jc w:val="center"/>
-        <w:rPr>
-          <w:rFonts w:ascii="Times New Roman" w:eastAsia="KaiTi" w:hAnsi="Times New Roman" w:cs="Times New Roman" w:hint="eastAsia"/>
-          <w:lang w:val="en-US"/>
-        </w:rPr>
-      </w:pPr>
-      <m:oMathPara>
-        <m:oMath>
-          <m:r>
-            <w:rPr>
-              <w:rFonts w:ascii="Cambria Math" w:eastAsia="KaiTi" w:hAnsi="Cambria Math" w:cs="Times New Roman" w:hint="eastAsia"/>
-              <w:lang w:val="en-US"/>
-            </w:rPr>
-            <m:t>d</m:t>
-          </m:r>
-          <m:r>
-            <w:rPr>
-              <w:rFonts w:ascii="Cambria Math" w:eastAsia="KaiTi" w:hAnsi="Cambria Math" w:cs="Times New Roman"/>
-              <w:lang w:val="en-US"/>
-            </w:rPr>
-            <m:t>=</m:t>
-          </m:r>
-          <m:f>
-            <m:fPr>
-              <m:ctrlPr>
-                <w:rPr>
-                  <w:rFonts w:ascii="Cambria Math" w:eastAsia="KaiTi" w:hAnsi="Cambria Math" w:cs="Times New Roman"/>
-                  <w:i/>
-                  <w:lang w:val="en-US"/>
-                </w:rPr>
-              </m:ctrlPr>
-            </m:fPr>
-            <m:num>
-              <m:r>
-                <w:rPr>
-                  <w:rFonts w:ascii="Cambria Math" w:eastAsia="KaiTi" w:hAnsi="Cambria Math" w:cs="Times New Roman"/>
-                  <w:lang w:val="en-US"/>
-                </w:rPr>
-                <m:t>1</m:t>
-              </m:r>
-            </m:num>
-            <m:den>
-              <m:r>
-                <w:rPr>
-                  <w:rFonts w:ascii="Cambria Math" w:eastAsia="KaiTi" w:hAnsi="Cambria Math" w:cs="Times New Roman"/>
-                  <w:lang w:val="en-US"/>
-                </w:rPr>
-                <m:t>r</m:t>
-              </m:r>
-            </m:den>
-          </m:f>
-          <m:r>
-            <w:rPr>
-              <w:rFonts w:ascii="Cambria Math" w:eastAsia="KaiTi" w:hAnsi="Cambria Math" w:cs="Times New Roman"/>
-              <w:lang w:val="en-US"/>
-            </w:rPr>
-            <m:t>=</m:t>
-          </m:r>
-          <m:f>
-            <m:fPr>
-              <m:ctrlPr>
-                <w:rPr>
-                  <w:rFonts w:ascii="Cambria Math" w:eastAsia="KaiTi" w:hAnsi="Cambria Math" w:cs="Times New Roman"/>
-                  <w:i/>
-                  <w:lang w:val="en-US"/>
-                </w:rPr>
-              </m:ctrlPr>
-            </m:fPr>
-            <m:num>
-              <m:r>
-                <w:rPr>
-                  <w:rFonts w:ascii="Cambria Math" w:eastAsia="KaiTi" w:hAnsi="Cambria Math" w:cs="Times New Roman"/>
-                  <w:lang w:val="en-US"/>
-                </w:rPr>
-                <m:t>0.61λ</m:t>
-              </m:r>
-            </m:num>
-            <m:den>
-              <m:r>
-                <w:rPr>
-                  <w:rFonts w:ascii="Cambria Math" w:eastAsia="KaiTi" w:hAnsi="Cambria Math" w:cs="Times New Roman"/>
-                  <w:lang w:val="en-US"/>
-                </w:rPr>
-                <m:t>n</m:t>
-              </m:r>
-              <m:r>
-                <m:rPr>
-                  <m:sty m:val="p"/>
-                </m:rPr>
-                <w:rPr>
-                  <w:rFonts w:ascii="Cambria Math" w:eastAsia="KaiTi" w:hAnsi="Cambria Math" w:cs="Times New Roman"/>
-                  <w:lang w:val="en-US"/>
-                </w:rPr>
-                <m:t>sin</m:t>
-              </m:r>
-              <m:r>
-                <w:rPr>
-                  <w:rFonts w:ascii="Cambria Math" w:eastAsia="KaiTi" w:hAnsi="Cambria Math" w:cs="Times New Roman"/>
-                  <w:lang w:val="en-US"/>
-                </w:rPr>
-                <m:t>θ</m:t>
-              </m:r>
-            </m:den>
-          </m:f>
-        </m:oMath>
-      </m:oMathPara>
-    </w:p>
-    <w:p>
-      <w:pPr>
-        <w:pStyle w:val="ListParagraph"/>
-        <w:numPr>
-          <w:ilvl w:val="0"/>
-          <w:numId w:val="18"/>
-        </w:numPr>
-        <w:spacing w:line="276" w:lineRule="auto"/>
-        <w:ind w:firstLineChars="0"/>
-        <w:jc w:val="left"/>
-        <w:rPr>
-          <w:rFonts w:ascii="Times New Roman" w:eastAsia="KaiTi" w:hAnsi="Times New Roman" w:cs="Times New Roman"/>
-          <w:lang w:val="en-US"/>
-        </w:rPr>
-      </w:pPr>
-      <m:oMath>
-        <m:r>
-          <w:rPr>
-            <w:rStyle w:val="PlaceholderText"/>
-            <w:rFonts w:ascii="Cambria Math" w:hAnsi="Cambria Math"/>
-            <w:color w:val="000000" w:themeColor="text1"/>
-          </w:rPr>
-          <m:t>d</m:t>
-        </m:r>
-      </m:oMath>
-      <w:r>
-        <w:rPr>
-          <w:rStyle w:val="PlaceholderText"/>
-          <w:rFonts w:ascii="Times New Roman" w:eastAsia="KaiTi" w:hAnsi="Times New Roman" w:cs="Times New Roman" w:hint="eastAsia"/>
-          <w:color w:val="000000" w:themeColor="text1"/>
-        </w:rPr>
-        <w:t>为最小可分辨距离，</w:t>
-      </w:r>
-      <m:oMath>
-        <m:r>
-          <w:rPr>
-            <w:rFonts w:ascii="Cambria Math" w:eastAsia="KaiTi" w:hAnsi="Cambria Math" w:cs="Times New Roman"/>
-            <w:lang w:val="en-US"/>
-          </w:rPr>
-          <m:t>r</m:t>
-        </m:r>
-      </m:oMath>
-      <w:r>
-        <w:rPr>
-          <w:rFonts w:ascii="Times New Roman" w:eastAsia="KaiTi" w:hAnsi="Times New Roman" w:cs="Times New Roman" w:hint="eastAsia"/>
-          <w:lang w:val="en-US"/>
-        </w:rPr>
-        <w:t>为分辨率</w:t>
-      </w:r>
-      <w:r>
-        <w:rPr>
-          <w:rFonts w:ascii="Times New Roman" w:eastAsia="KaiTi" w:hAnsi="Times New Roman" w:cs="Times New Roman" w:hint="eastAsia"/>
-          <w:lang w:val="en-US"/>
-        </w:rPr>
-        <w:t>，</w:t>
-      </w:r>
-      <m:oMath>
-        <m:r>
-          <w:rPr>
-            <w:rFonts w:ascii="Cambria Math" w:eastAsia="KaiTi" w:hAnsi="Cambria Math" w:cs="Times New Roman"/>
-            <w:lang w:val="en-US"/>
-          </w:rPr>
-          <m:t>λ</m:t>
-        </m:r>
-      </m:oMath>
-      <w:r>
-        <w:rPr>
-          <w:rFonts w:ascii="Times New Roman" w:eastAsia="KaiTi" w:hAnsi="Times New Roman" w:cs="Times New Roman" w:hint="eastAsia"/>
-          <w:lang w:val="en-US"/>
-        </w:rPr>
-        <w:t>为波长，</w:t>
-      </w:r>
-      <m:oMath>
-        <m:r>
-          <w:rPr>
-            <w:rFonts w:ascii="Cambria Math" w:eastAsia="KaiTi" w:hAnsi="Cambria Math" w:cs="Times New Roman"/>
-            <w:lang w:val="en-US"/>
-          </w:rPr>
-          <m:t>n</m:t>
-        </m:r>
-      </m:oMath>
-      <w:r>
-        <w:rPr>
-          <w:rFonts w:ascii="Times New Roman" w:eastAsia="KaiTi" w:hAnsi="Times New Roman" w:cs="Times New Roman" w:hint="eastAsia"/>
-          <w:lang w:val="en-US"/>
-        </w:rPr>
-        <w:t>为折射率，</w:t>
-      </w:r>
-      <m:oMath>
-        <m:r>
-          <w:rPr>
-            <w:rFonts w:ascii="Cambria Math" w:eastAsia="KaiTi" w:hAnsi="Cambria Math" w:cs="Times New Roman"/>
-            <w:lang w:val="en-US"/>
-          </w:rPr>
-          <m:t>θ</m:t>
-        </m:r>
-      </m:oMath>
-      <w:r>
-        <w:rPr>
-          <w:rFonts w:ascii="Times New Roman" w:eastAsia="KaiTi" w:hAnsi="Times New Roman" w:cs="Times New Roman" w:hint="eastAsia"/>
-          <w:lang w:val="en-US"/>
-        </w:rPr>
-        <w:t>为物镜镜口角的一半</w:t>
-      </w:r>
-    </w:p>
-    <w:p>
-      <w:pPr>
-        <w:pStyle w:val="ListParagraph"/>
-        <w:numPr>
-          <w:ilvl w:val="0"/>
-          <w:numId w:val="19"/>
-        </w:numPr>
-        <w:spacing w:line="276" w:lineRule="auto"/>
-        <w:ind w:firstLineChars="0"/>
-        <w:jc w:val="left"/>
-        <w:rPr>
-          <w:rFonts w:ascii="Times New Roman" w:eastAsia="KaiTi" w:hAnsi="Times New Roman" w:cs="Times New Roman"/>
-          <w:lang w:val="en-US"/>
-        </w:rPr>
-      </w:pPr>
-      <w:r>
-        <w:rPr>
-          <w:rFonts w:ascii="Times New Roman" w:eastAsia="KaiTi" w:hAnsi="Times New Roman" w:cs="Times New Roman" w:hint="eastAsia"/>
-          <w:lang w:val="en-US"/>
-        </w:rPr>
-        <w:t>空气：</w:t>
-      </w:r>
-      <m:oMath>
-        <m:r>
-          <w:rPr>
-            <w:rFonts w:ascii="Cambria Math" w:eastAsia="KaiTi" w:hAnsi="Cambria Math" w:cs="Times New Roman" w:hint="eastAsia"/>
-            <w:lang w:val="en-US"/>
-          </w:rPr>
-          <m:t>n</m:t>
-        </m:r>
-        <m:r>
-          <w:rPr>
-            <w:rFonts w:ascii="Cambria Math" w:eastAsia="KaiTi" w:hAnsi="Cambria Math" w:cs="Times New Roman"/>
-            <w:lang w:val="en-US"/>
-          </w:rPr>
-          <m:t xml:space="preserve"> = 1</m:t>
-        </m:r>
-      </m:oMath>
-    </w:p>
-    <w:p>
-      <w:pPr>
-        <w:pStyle w:val="ListParagraph"/>
-        <w:numPr>
-          <w:ilvl w:val="0"/>
-          <w:numId w:val="19"/>
-        </w:numPr>
-        <w:spacing w:line="276" w:lineRule="auto"/>
-        <w:ind w:firstLineChars="0"/>
-        <w:jc w:val="left"/>
-        <w:rPr>
-          <w:rFonts w:ascii="Times New Roman" w:eastAsia="KaiTi" w:hAnsi="Times New Roman" w:cs="Times New Roman"/>
-          <w:lang w:val="en-US"/>
-        </w:rPr>
-      </w:pPr>
+        <w:t>普通光学显微镜：</w:t>
+      </w:r>
+      <w:r>
+        <w:rPr>
+          <w:rFonts w:ascii="Times New Roman" w:eastAsia="KaiTi" w:hAnsi="Times New Roman" w:cs="Times New Roman" w:hint="eastAsia"/>
+          <w:lang w:val="en-US"/>
+        </w:rPr>
+        <w:t>0</w:t>
+      </w:r>
+      <w:r>
+        <w:rPr>
+          <w:rFonts w:ascii="Times New Roman" w:eastAsia="KaiTi" w:hAnsi="Times New Roman" w:cs="Times New Roman"/>
+          <w:lang w:val="en-US"/>
+        </w:rPr>
+        <w:t>.61</w:t>
+      </w:r>
+      <w:r>
+        <w:rPr>
+          <w:rFonts w:ascii="Times New Roman" w:eastAsia="KaiTi" w:hAnsi="Times New Roman" w:cs="Times New Roman"/>
+          <w:lang w:val="el-GR"/>
+        </w:rPr>
+        <w:t>λ</w:t>
+      </w:r>
+      <w:r>
+        <w:rPr>
+          <w:rFonts w:ascii="Times New Roman" w:eastAsia="KaiTi" w:hAnsi="Times New Roman" w:cs="Times New Roman" w:hint="eastAsia"/>
+          <w:lang w:val="el-GR"/>
+        </w:rPr>
+        <w:t>/</w:t>
+      </w:r>
+      <w:r>
+        <w:rPr>
+          <w:rFonts w:ascii="Times New Roman" w:eastAsia="KaiTi" w:hAnsi="Times New Roman" w:cs="Times New Roman"/>
+          <w:lang w:val="en-US"/>
+        </w:rPr>
+        <w:t>(nsin</w:t>
+      </w:r>
+      <w:r>
+        <w:rPr>
+          <w:rFonts w:ascii="Times New Roman" w:eastAsia="KaiTi" w:hAnsi="Times New Roman" w:cs="Times New Roman"/>
+          <w:lang w:val="el-GR"/>
+        </w:rPr>
+        <w:t>θ</w:t>
+      </w:r>
+      <w:r>
+        <w:rPr>
+          <w:rFonts w:ascii="Times New Roman" w:eastAsia="KaiTi" w:hAnsi="Times New Roman" w:cs="Times New Roman"/>
+          <w:lang w:val="en-US"/>
+        </w:rPr>
+        <w:t>)</w:t>
+      </w:r>
+      <w:r>
+        <w:rPr>
+          <w:rFonts w:ascii="Times New Roman" w:eastAsia="KaiTi" w:hAnsi="Times New Roman" w:cs="Times New Roman" w:hint="eastAsia"/>
+          <w:lang w:val="en-US"/>
+        </w:rPr>
+        <w:t>；</w:t>
+      </w:r>
+      <w:r>
+        <w:rPr>
+          <w:rFonts w:ascii="Times New Roman" w:eastAsia="KaiTi" w:hAnsi="Times New Roman" w:cs="Times New Roman" w:hint="eastAsia"/>
+          <w:lang w:val="en-US"/>
+        </w:rPr>
+        <w:t>折射率</w:t>
+      </w:r>
+      <w:r>
+        <w:rPr>
+          <w:rFonts w:ascii="Times New Roman" w:eastAsia="KaiTi" w:hAnsi="Times New Roman" w:cs="Times New Roman"/>
+          <w:lang w:val="en-US"/>
+        </w:rPr>
+        <w:t>n</w:t>
+      </w:r>
+      <w:r>
+        <w:rPr>
+          <w:rFonts w:ascii="Times New Roman" w:eastAsia="KaiTi" w:hAnsi="Times New Roman" w:cs="Times New Roman" w:hint="eastAsia"/>
+          <w:lang w:val="en-US"/>
+        </w:rPr>
+        <w:t>：</w:t>
+      </w:r>
+      <w:r>
+        <w:rPr>
+          <w:rFonts w:ascii="Times New Roman" w:eastAsia="KaiTi" w:hAnsi="Times New Roman" w:cs="Times New Roman" w:hint="eastAsia"/>
+          <w:lang w:val="en-US"/>
+        </w:rPr>
+        <w:t>空气</w:t>
+      </w:r>
+      <w:r>
+        <w:rPr>
+          <w:rFonts w:ascii="Times New Roman" w:eastAsia="KaiTi" w:hAnsi="Times New Roman" w:cs="Times New Roman"/>
+          <w:lang w:val="en-US"/>
+        </w:rPr>
+        <w:t>&lt;</w:t>
+      </w:r>
       <w:r>
         <w:rPr>
           <w:rFonts w:ascii="Times New Roman" w:eastAsia="KaiTi" w:hAnsi="Times New Roman" w:cs="Times New Roman" w:hint="eastAsia"/>
@@ -1744,241 +1308,17 @@
       </w:r>
       <w:r>
         <w:rPr>
-          <w:rFonts w:ascii="Times New Roman" w:eastAsia="KaiTi" w:hAnsi="Times New Roman" w:cs="Times New Roman" w:hint="eastAsia"/>
-          <w:lang w:val="en-US"/>
-        </w:rPr>
-        <w:t>：</w:t>
-      </w:r>
-      <m:oMath>
-        <m:r>
-          <w:rPr>
-            <w:rFonts w:ascii="Cambria Math" w:eastAsia="KaiTi" w:hAnsi="Cambria Math" w:cs="Times New Roman" w:hint="eastAsia"/>
-            <w:lang w:val="en-US"/>
-          </w:rPr>
-          <m:t>n</m:t>
-        </m:r>
-        <m:r>
-          <w:rPr>
-            <w:rFonts w:ascii="Cambria Math" w:eastAsia="KaiTi" w:hAnsi="Cambria Math" w:cs="Times New Roman"/>
-            <w:lang w:val="en-US"/>
-          </w:rPr>
-          <m:t xml:space="preserve"> = 1</m:t>
-        </m:r>
-        <m:r>
-          <w:rPr>
-            <w:rFonts w:ascii="Cambria Math" w:eastAsia="KaiTi" w:hAnsi="Cambria Math" w:cs="Times New Roman"/>
-            <w:lang w:val="en-US"/>
-          </w:rPr>
-          <m:t>.33</m:t>
-        </m:r>
-      </m:oMath>
-    </w:p>
-    <w:p>
-      <w:pPr>
-        <w:pStyle w:val="ListParagraph"/>
-        <w:numPr>
-          <w:ilvl w:val="0"/>
-          <w:numId w:val="19"/>
-        </w:numPr>
-        <w:spacing w:line="276" w:lineRule="auto"/>
-        <w:ind w:firstLineChars="0"/>
-        <w:jc w:val="left"/>
-        <w:rPr>
-          <w:rFonts w:ascii="Times New Roman" w:eastAsia="KaiTi" w:hAnsi="Times New Roman" w:cs="Times New Roman"/>
-          <w:lang w:val="en-US"/>
-        </w:rPr>
-      </w:pPr>
-      <w:r>
-        <w:rPr>
-          <w:rFonts w:ascii="Times New Roman" w:eastAsia="KaiTi" w:hAnsi="Times New Roman" w:cs="Times New Roman" w:hint="eastAsia"/>
-          <w:lang w:val="en-US"/>
-        </w:rPr>
-        <w:t>香柏油：</w:t>
-      </w:r>
-      <m:oMath>
-        <m:r>
-          <w:rPr>
-            <w:rFonts w:ascii="Cambria Math" w:eastAsia="KaiTi" w:hAnsi="Cambria Math" w:cs="Times New Roman" w:hint="eastAsia"/>
-            <w:lang w:val="en-US"/>
-          </w:rPr>
-          <m:t>n</m:t>
-        </m:r>
-        <m:r>
-          <w:rPr>
-            <w:rFonts w:ascii="Cambria Math" w:eastAsia="KaiTi" w:hAnsi="Cambria Math" w:cs="Times New Roman"/>
-            <w:lang w:val="en-US"/>
-          </w:rPr>
-          <m:t xml:space="preserve"> = 1</m:t>
-        </m:r>
-        <m:r>
-          <w:rPr>
-            <w:rFonts w:ascii="Cambria Math" w:eastAsia="KaiTi" w:hAnsi="Cambria Math" w:cs="Times New Roman"/>
-            <w:lang w:val="en-US"/>
-          </w:rPr>
-          <m:t>.</m:t>
-        </m:r>
-        <m:r>
-          <w:rPr>
-            <w:rFonts w:ascii="Cambria Math" w:eastAsia="KaiTi" w:hAnsi="Cambria Math" w:cs="Times New Roman"/>
-            <w:lang w:val="en-US"/>
-          </w:rPr>
-          <m:t>52</m:t>
-        </m:r>
-      </m:oMath>
-    </w:p>
-    <w:p>
-      <w:pPr>
-        <w:pStyle w:val="ListParagraph"/>
-        <w:numPr>
-          <w:ilvl w:val="0"/>
-          <w:numId w:val="18"/>
-        </w:numPr>
-        <w:spacing w:line="276" w:lineRule="auto"/>
-        <w:ind w:firstLineChars="0"/>
-        <w:jc w:val="left"/>
-        <w:rPr>
-          <w:rFonts w:ascii="Times New Roman" w:eastAsia="KaiTi" w:hAnsi="Times New Roman" w:cs="Times New Roman"/>
-          <w:lang w:val="en-US"/>
-        </w:rPr>
-      </w:pPr>
-      <w:r>
-        <w:rPr>
-          <w:rFonts w:ascii="Times New Roman" w:eastAsia="KaiTi" w:hAnsi="Times New Roman" w:cs="Times New Roman" w:hint="eastAsia"/>
-          <w:lang w:val="en-US"/>
-        </w:rPr>
-        <w:t>典型配置</w:t>
-      </w:r>
-    </w:p>
-    <w:p>
-      <w:pPr>
-        <w:pStyle w:val="ListParagraph"/>
-        <w:numPr>
-          <w:ilvl w:val="0"/>
-          <w:numId w:val="20"/>
-        </w:numPr>
-        <w:spacing w:line="276" w:lineRule="auto"/>
-        <w:ind w:firstLineChars="0"/>
-        <w:jc w:val="left"/>
-        <w:rPr>
-          <w:rFonts w:ascii="Times New Roman" w:eastAsia="KaiTi" w:hAnsi="Times New Roman" w:cs="Times New Roman"/>
-          <w:lang w:val="en-US"/>
-        </w:rPr>
-      </w:pPr>
-      <w:r>
-        <w:rPr>
-          <w:rFonts w:ascii="Times New Roman" w:eastAsia="KaiTi" w:hAnsi="Times New Roman" w:cs="Times New Roman" w:hint="eastAsia"/>
-          <w:lang w:val="en-US"/>
-        </w:rPr>
-        <w:t>目镜：</w:t>
-      </w:r>
-      <w:r>
-        <w:rPr>
-          <w:rFonts w:ascii="Times New Roman" w:eastAsia="KaiTi" w:hAnsi="Times New Roman" w:cs="Times New Roman" w:hint="eastAsia"/>
-          <w:lang w:val="en-US"/>
-        </w:rPr>
-        <w:t>1</w:t>
-      </w:r>
-      <w:r>
-        <w:rPr>
-          <w:rFonts w:ascii="Times New Roman" w:eastAsia="KaiTi" w:hAnsi="Times New Roman" w:cs="Times New Roman"/>
-          <w:lang w:val="en-US"/>
-        </w:rPr>
-        <w:t>0 – 15</w:t>
-      </w:r>
-      <w:r>
-        <w:rPr>
-          <w:rFonts w:ascii="Times New Roman" w:eastAsia="KaiTi" w:hAnsi="Times New Roman" w:cs="Times New Roman" w:hint="eastAsia"/>
-          <w:lang w:val="en-US"/>
-        </w:rPr>
-        <w:t>倍</w:t>
-      </w:r>
-    </w:p>
-    <w:p>
-      <w:pPr>
-        <w:pStyle w:val="ListParagraph"/>
-        <w:numPr>
-          <w:ilvl w:val="0"/>
-          <w:numId w:val="20"/>
-        </w:numPr>
-        <w:spacing w:line="276" w:lineRule="auto"/>
-        <w:ind w:firstLineChars="0"/>
-        <w:jc w:val="left"/>
-        <w:rPr>
-          <w:rFonts w:ascii="Times New Roman" w:eastAsia="KaiTi" w:hAnsi="Times New Roman" w:cs="Times New Roman"/>
-          <w:lang w:val="en-US"/>
-        </w:rPr>
-      </w:pPr>
-      <w:r>
-        <w:rPr>
-          <w:rFonts w:ascii="Times New Roman" w:eastAsia="KaiTi" w:hAnsi="Times New Roman" w:cs="Times New Roman" w:hint="eastAsia"/>
-          <w:lang w:val="en-US"/>
-        </w:rPr>
-        <w:t>物镜：</w:t>
-      </w:r>
-      <w:r>
-        <w:rPr>
-          <w:rFonts w:ascii="Times New Roman" w:eastAsia="KaiTi" w:hAnsi="Times New Roman" w:cs="Times New Roman" w:hint="eastAsia"/>
-          <w:lang w:val="en-US"/>
-        </w:rPr>
-        <w:t>最大</w:t>
-      </w:r>
-      <w:r>
-        <w:rPr>
-          <w:rFonts w:ascii="Times New Roman" w:eastAsia="KaiTi" w:hAnsi="Times New Roman" w:cs="Times New Roman"/>
-          <w:lang w:val="en-US"/>
-        </w:rPr>
-        <w:t>100</w:t>
-      </w:r>
-      <w:r>
-        <w:rPr>
-          <w:rFonts w:ascii="Times New Roman" w:eastAsia="KaiTi" w:hAnsi="Times New Roman" w:cs="Times New Roman" w:hint="eastAsia"/>
-          <w:lang w:val="en-US"/>
-        </w:rPr>
-        <w:t>倍</w:t>
-      </w:r>
-      <w:r>
-        <w:rPr>
-          <w:rFonts w:ascii="Times New Roman" w:eastAsia="KaiTi" w:hAnsi="Times New Roman" w:cs="Times New Roman" w:hint="eastAsia"/>
-          <w:lang w:val="en-US"/>
-        </w:rPr>
-        <w:t>（油镜）</w:t>
-      </w:r>
-    </w:p>
-    <w:p>
-      <w:pPr>
-        <w:pStyle w:val="ListParagraph"/>
-        <w:numPr>
-          <w:ilvl w:val="0"/>
-          <w:numId w:val="20"/>
-        </w:numPr>
-        <w:spacing w:line="276" w:lineRule="auto"/>
-        <w:ind w:firstLineChars="0"/>
-        <w:jc w:val="left"/>
-        <w:rPr>
-          <w:rFonts w:ascii="Times New Roman" w:eastAsia="KaiTi" w:hAnsi="Times New Roman" w:cs="Times New Roman"/>
-          <w:lang w:val="en-US"/>
-        </w:rPr>
-      </w:pPr>
-      <w:r>
-        <w:rPr>
-          <w:rFonts w:ascii="Times New Roman" w:eastAsia="KaiTi" w:hAnsi="Times New Roman" w:cs="Times New Roman" w:hint="eastAsia"/>
-          <w:lang w:val="en-US"/>
-        </w:rPr>
-        <w:t>总：</w:t>
-      </w:r>
-      <w:r>
-        <w:rPr>
-          <w:rFonts w:ascii="Times New Roman" w:eastAsia="KaiTi" w:hAnsi="Times New Roman" w:cs="Times New Roman"/>
-          <w:lang w:val="en-US"/>
-        </w:rPr>
-        <w:t>1000 – 1500</w:t>
-      </w:r>
-      <w:r>
-        <w:rPr>
-          <w:rFonts w:ascii="Times New Roman" w:eastAsia="KaiTi" w:hAnsi="Times New Roman" w:cs="Times New Roman" w:hint="eastAsia"/>
-          <w:lang w:val="en-US"/>
-        </w:rPr>
-        <w:t>倍</w:t>
+          <w:rFonts w:ascii="Times New Roman" w:eastAsia="KaiTi" w:hAnsi="Times New Roman" w:cs="Times New Roman"/>
+          <w:lang w:val="en-US"/>
+        </w:rPr>
+        <w:t>&lt;</w:t>
+      </w:r>
+      <w:r>
+        <w:rPr>
+          <w:rFonts w:ascii="Times New Roman" w:eastAsia="KaiTi" w:hAnsi="Times New Roman" w:cs="Times New Roman" w:hint="eastAsia"/>
+          <w:lang w:val="en-US"/>
+        </w:rPr>
+        <w:t>香柏油</w:t>
       </w:r>
     </w:p>
     <w:p>
@@ -1992,7 +1332,7 @@
         <w:ind w:firstLineChars="0"/>
         <w:jc w:val="left"/>
         <w:rPr>
-          <w:rFonts w:ascii="Times New Roman" w:eastAsia="KaiTi" w:hAnsi="Times New Roman" w:cs="Times New Roman"/>
+          <w:rFonts w:ascii="Times New Roman" w:eastAsia="KaiTi" w:hAnsi="Times New Roman" w:cs="Times New Roman" w:hint="eastAsia"/>
           <w:lang w:val="en-US"/>
         </w:rPr>
       </w:pPr>
@@ -2003,103 +1343,49 @@
         </w:rPr>
         <w:t>暗视野显微镜</w:t>
       </w:r>
-    </w:p>
-    <w:p>
-      <w:pPr>
-        <w:pStyle w:val="ListParagraph"/>
-        <w:numPr>
-          <w:ilvl w:val="0"/>
-          <w:numId w:val="21"/>
-        </w:numPr>
-        <w:spacing w:line="276" w:lineRule="auto"/>
-        <w:ind w:firstLineChars="0"/>
-        <w:jc w:val="left"/>
-        <w:rPr>
-          <w:rFonts w:ascii="Times New Roman" w:eastAsia="KaiTi" w:hAnsi="Times New Roman" w:cs="Times New Roman"/>
-          <w:lang w:val="en-US"/>
-        </w:rPr>
-      </w:pPr>
-      <w:r>
-        <w:rPr>
-          <w:rFonts w:ascii="Times New Roman" w:eastAsia="KaiTi" w:hAnsi="Times New Roman" w:cs="Times New Roman" w:hint="eastAsia"/>
-          <w:lang w:val="en-US"/>
-        </w:rPr>
-        <w:t>透射照明</w:t>
-      </w:r>
-    </w:p>
-    <w:p>
-      <w:pPr>
-        <w:pStyle w:val="ListParagraph"/>
-        <w:numPr>
-          <w:ilvl w:val="0"/>
-          <w:numId w:val="21"/>
-        </w:numPr>
-        <w:spacing w:line="276" w:lineRule="auto"/>
-        <w:ind w:firstLineChars="0"/>
-        <w:jc w:val="left"/>
-        <w:rPr>
-          <w:rFonts w:ascii="Times New Roman" w:eastAsia="KaiTi" w:hAnsi="Times New Roman" w:cs="Times New Roman" w:hint="eastAsia"/>
-          <w:lang w:val="en-US"/>
-        </w:rPr>
-      </w:pPr>
-      <w:r>
-        <w:rPr>
-          <w:rFonts w:ascii="Times New Roman" w:eastAsia="KaiTi" w:hAnsi="Times New Roman" w:cs="Times New Roman" w:hint="eastAsia"/>
-          <w:lang w:val="en-US"/>
-        </w:rPr>
-        <w:t>聚光器斜射照明，直射光无法进入物镜，背景暗</w:t>
-      </w:r>
-      <w:r>
-        <w:rPr>
-          <w:rFonts w:ascii="Times New Roman" w:eastAsia="KaiTi" w:hAnsi="Times New Roman" w:cs="Times New Roman" w:hint="eastAsia"/>
-          <w:lang w:val="en-US"/>
-        </w:rPr>
-        <w:t>样品亮，</w:t>
-      </w:r>
-      <w:r>
-        <w:rPr>
-          <w:rFonts w:ascii="Times New Roman" w:eastAsia="KaiTi" w:hAnsi="Times New Roman" w:cs="Times New Roman" w:hint="eastAsia"/>
-          <w:lang w:val="en-US"/>
-        </w:rPr>
-        <w:t>增加</w:t>
-      </w:r>
-      <w:r>
-        <w:rPr>
-          <w:rFonts w:ascii="Times New Roman" w:eastAsia="KaiTi" w:hAnsi="Times New Roman" w:cs="Times New Roman" w:hint="eastAsia"/>
-          <w:lang w:val="en-US"/>
-        </w:rPr>
-        <w:t>反差</w:t>
-      </w:r>
-    </w:p>
-    <w:p>
-      <w:pPr>
-        <w:pStyle w:val="ListParagraph"/>
-        <w:numPr>
-          <w:ilvl w:val="0"/>
-          <w:numId w:val="21"/>
-        </w:numPr>
-        <w:spacing w:line="276" w:lineRule="auto"/>
-        <w:ind w:firstLineChars="0"/>
-        <w:jc w:val="left"/>
-        <w:rPr>
-          <w:rFonts w:ascii="Times New Roman" w:eastAsia="KaiTi" w:hAnsi="Times New Roman" w:cs="Times New Roman" w:hint="eastAsia"/>
-          <w:lang w:val="en-US"/>
-        </w:rPr>
-      </w:pPr>
-      <w:r>
-        <w:rPr>
-          <w:rFonts w:ascii="Times New Roman" w:eastAsia="KaiTi" w:hAnsi="Times New Roman" w:cs="Times New Roman" w:hint="eastAsia"/>
-          <w:lang w:val="en-US"/>
-        </w:rPr>
-        <w:lastRenderedPageBreak/>
-        <w:t>小于分辨率</w:t>
-      </w:r>
-      <w:r>
-        <w:rPr>
-          <w:rFonts w:ascii="Times New Roman" w:eastAsia="KaiTi" w:hAnsi="Times New Roman" w:cs="Times New Roman" w:hint="eastAsia"/>
-          <w:lang w:val="en-US"/>
-        </w:rPr>
-        <w:t>的颗粒仍有可能被观察到</w:t>
+      <w:r>
+        <w:rPr>
+          <w:rFonts w:ascii="Times New Roman" w:eastAsia="KaiTi" w:hAnsi="Times New Roman" w:cs="Times New Roman" w:hint="eastAsia"/>
+          <w:lang w:val="en-US"/>
+        </w:rPr>
+        <w:t>：</w:t>
+      </w:r>
+      <w:r>
+        <w:rPr>
+          <w:rFonts w:ascii="Times New Roman" w:eastAsia="KaiTi" w:hAnsi="Times New Roman" w:cs="Times New Roman" w:hint="eastAsia"/>
+          <w:color w:val="FF0000"/>
+          <w:lang w:val="en-US"/>
+        </w:rPr>
+        <w:t>透</w:t>
+      </w:r>
+      <w:r>
+        <w:rPr>
+          <w:rFonts w:ascii="Times New Roman" w:eastAsia="KaiTi" w:hAnsi="Times New Roman" w:cs="Times New Roman" w:hint="eastAsia"/>
+          <w:color w:val="FF0000"/>
+          <w:lang w:val="en-US"/>
+        </w:rPr>
+        <w:t>射</w:t>
+      </w:r>
+      <w:r>
+        <w:rPr>
+          <w:rFonts w:ascii="Times New Roman" w:eastAsia="KaiTi" w:hAnsi="Times New Roman" w:cs="Times New Roman" w:hint="eastAsia"/>
+          <w:lang w:val="en-US"/>
+        </w:rPr>
+        <w:t>照明，直射光不进入物镜；视野暗样品亮增强反差</w:t>
+      </w:r>
+      <w:r>
+        <w:rPr>
+          <w:rFonts w:ascii="Times New Roman" w:eastAsia="KaiTi" w:hAnsi="Times New Roman" w:cs="Times New Roman" w:hint="eastAsia"/>
+          <w:lang w:val="en-US"/>
+        </w:rPr>
+        <w:t>；</w:t>
+      </w:r>
+      <w:r>
+        <w:rPr>
+          <w:rFonts w:ascii="Times New Roman" w:eastAsia="KaiTi" w:hAnsi="Times New Roman" w:cs="Times New Roman" w:hint="eastAsia"/>
+          <w:lang w:val="en-US"/>
+        </w:rPr>
+        <w:t>可观察到低于最小分辨率的颗粒</w:t>
       </w:r>
     </w:p>
     <w:p>
@@ -2113,7 +1399,7 @@
         <w:ind w:firstLineChars="0"/>
         <w:jc w:val="left"/>
         <w:rPr>
-          <w:rFonts w:ascii="Times New Roman" w:eastAsia="KaiTi" w:hAnsi="Times New Roman" w:cs="Times New Roman"/>
+          <w:rFonts w:ascii="Times New Roman" w:eastAsia="KaiTi" w:hAnsi="Times New Roman" w:cs="Times New Roman" w:hint="eastAsia"/>
           <w:lang w:val="en-US"/>
         </w:rPr>
       </w:pPr>
@@ -2129,139 +1415,52 @@
           <w:rFonts w:ascii="Times New Roman" w:eastAsia="KaiTi" w:hAnsi="Times New Roman" w:cs="Times New Roman" w:hint="eastAsia"/>
           <w:lang w:val="en-US"/>
         </w:rPr>
-        <w:t>（</w:t>
-      </w:r>
-      <w:r>
-        <w:rPr>
-          <w:rFonts w:ascii="Times New Roman" w:eastAsia="KaiTi" w:hAnsi="Times New Roman" w:cs="Times New Roman"/>
-          <w:lang w:val="en-US"/>
-        </w:rPr>
-        <w:t>Frits Zernike</w:t>
-      </w:r>
-      <w:r>
-        <w:rPr>
-          <w:rFonts w:ascii="Times New Roman" w:eastAsia="KaiTi" w:hAnsi="Times New Roman" w:cs="Times New Roman"/>
-          <w:lang w:val="en-US"/>
-        </w:rPr>
-        <w:t>, 1953</w:t>
-      </w:r>
-      <w:r>
-        <w:rPr>
-          <w:rFonts w:ascii="Times New Roman" w:eastAsia="KaiTi" w:hAnsi="Times New Roman" w:cs="Times New Roman" w:hint="eastAsia"/>
-          <w:lang w:val="en-US"/>
-        </w:rPr>
-        <w:t>年诺贝尔物理学奖）</w:t>
-      </w:r>
-    </w:p>
-    <w:p>
-      <w:pPr>
-        <w:pStyle w:val="ListParagraph"/>
-        <w:numPr>
-          <w:ilvl w:val="0"/>
-          <w:numId w:val="22"/>
-        </w:numPr>
-        <w:spacing w:line="276" w:lineRule="auto"/>
-        <w:ind w:firstLineChars="0"/>
-        <w:jc w:val="left"/>
-        <w:rPr>
-          <w:rFonts w:ascii="Times New Roman" w:eastAsia="KaiTi" w:hAnsi="Times New Roman" w:cs="Times New Roman" w:hint="eastAsia"/>
-          <w:lang w:val="en-US"/>
-        </w:rPr>
-      </w:pPr>
-      <w:r>
-        <w:rPr>
-          <w:rFonts w:ascii="Times New Roman" w:eastAsia="KaiTi" w:hAnsi="Times New Roman" w:cs="Times New Roman" w:hint="eastAsia"/>
-          <w:lang w:val="en-US"/>
-        </w:rPr>
-        <w:t>干涉现象</w:t>
-      </w:r>
-    </w:p>
-    <w:p>
-      <w:pPr>
-        <w:pStyle w:val="ListParagraph"/>
-        <w:numPr>
-          <w:ilvl w:val="0"/>
-          <w:numId w:val="22"/>
-        </w:numPr>
-        <w:spacing w:line="276" w:lineRule="auto"/>
-        <w:ind w:firstLineChars="0"/>
-        <w:jc w:val="left"/>
-        <w:rPr>
-          <w:rFonts w:ascii="Times New Roman" w:eastAsia="KaiTi" w:hAnsi="Times New Roman" w:cs="Times New Roman"/>
-          <w:lang w:val="en-US"/>
-        </w:rPr>
-      </w:pPr>
-      <w:r>
-        <w:rPr>
-          <w:rFonts w:ascii="Times New Roman" w:eastAsia="KaiTi" w:hAnsi="Times New Roman" w:cs="Times New Roman" w:hint="eastAsia"/>
-          <w:lang w:val="en-US"/>
-        </w:rPr>
-        <w:t>密度不同</w:t>
-      </w:r>
-      <w:r>
-        <w:rPr>
-          <w:rFonts w:ascii="Times New Roman" w:eastAsia="KaiTi" w:hAnsi="Times New Roman" w:cs="Times New Roman"/>
-          <w:lang w:val="en-US"/>
-        </w:rPr>
-        <w:t xml:space="preserve"> =&gt; </w:t>
-      </w:r>
-      <w:r>
-        <w:rPr>
-          <w:rFonts w:ascii="Times New Roman" w:eastAsia="KaiTi" w:hAnsi="Times New Roman" w:cs="Times New Roman" w:hint="eastAsia"/>
-          <w:lang w:val="en-US"/>
-        </w:rPr>
-        <w:t>相位差</w:t>
-      </w:r>
-      <w:r>
-        <w:rPr>
-          <w:rFonts w:ascii="Times New Roman" w:eastAsia="KaiTi" w:hAnsi="Times New Roman" w:cs="Times New Roman" w:hint="eastAsia"/>
-          <w:lang w:val="en-US"/>
-        </w:rPr>
-        <w:t xml:space="preserve"> </w:t>
-      </w:r>
-      <w:r>
-        <w:rPr>
-          <w:rFonts w:ascii="Times New Roman" w:eastAsia="KaiTi" w:hAnsi="Times New Roman" w:cs="Times New Roman"/>
-          <w:lang w:val="en-US"/>
-        </w:rPr>
-        <w:t>=&gt;</w:t>
-      </w:r>
-      <w:r>
-        <w:rPr>
-          <w:rFonts w:ascii="Times New Roman" w:eastAsia="KaiTi" w:hAnsi="Times New Roman" w:cs="Times New Roman" w:hint="eastAsia"/>
-          <w:lang w:val="en-US"/>
-        </w:rPr>
-        <w:t xml:space="preserve"> </w:t>
-      </w:r>
-      <w:r>
-        <w:rPr>
-          <w:rFonts w:ascii="Times New Roman" w:eastAsia="KaiTi" w:hAnsi="Times New Roman" w:cs="Times New Roman" w:hint="eastAsia"/>
-          <w:lang w:val="en-US"/>
-        </w:rPr>
-        <w:t>振幅差（明暗差）</w:t>
-      </w:r>
-    </w:p>
-    <w:p>
-      <w:pPr>
-        <w:pStyle w:val="ListParagraph"/>
-        <w:numPr>
-          <w:ilvl w:val="0"/>
-          <w:numId w:val="22"/>
-        </w:numPr>
-        <w:spacing w:line="276" w:lineRule="auto"/>
-        <w:ind w:firstLineChars="0"/>
-        <w:jc w:val="left"/>
-        <w:rPr>
-          <w:rFonts w:ascii="Times New Roman" w:eastAsia="KaiTi" w:hAnsi="Times New Roman" w:cs="Times New Roman" w:hint="eastAsia"/>
-          <w:lang w:val="en-US"/>
-        </w:rPr>
-      </w:pPr>
-      <w:r>
-        <w:rPr>
-          <w:rFonts w:ascii="Times New Roman" w:eastAsia="KaiTi" w:hAnsi="Times New Roman" w:cs="Times New Roman" w:hint="eastAsia"/>
-          <w:lang w:val="en-US"/>
-        </w:rPr>
-        <w:t>适合观察活细胞及亚细胞结构</w:t>
+        <w:t>（诺奖）</w:t>
+      </w:r>
+      <w:r>
+        <w:rPr>
+          <w:rFonts w:ascii="Times New Roman" w:eastAsia="KaiTi" w:hAnsi="Times New Roman" w:cs="Times New Roman" w:hint="eastAsia"/>
+          <w:lang w:val="en-US"/>
+        </w:rPr>
+        <w:t>：</w:t>
+      </w:r>
+      <w:r>
+        <w:rPr>
+          <w:rFonts w:ascii="Times New Roman" w:eastAsia="KaiTi" w:hAnsi="Times New Roman" w:cs="Times New Roman" w:hint="eastAsia"/>
+          <w:color w:val="FF0000"/>
+          <w:lang w:val="en-US"/>
+        </w:rPr>
+        <w:t>利用干涉现象</w:t>
+      </w:r>
+      <w:r>
+        <w:rPr>
+          <w:rFonts w:ascii="Times New Roman" w:eastAsia="KaiTi" w:hAnsi="Times New Roman" w:cs="Times New Roman" w:hint="eastAsia"/>
+          <w:lang w:val="en-US"/>
+        </w:rPr>
+        <w:t>将密度差转换为光的相位差，再将相位差转换为振幅差</w:t>
+      </w:r>
+      <w:r>
+        <w:rPr>
+          <w:rFonts w:ascii="Times New Roman" w:eastAsia="KaiTi" w:hAnsi="Times New Roman" w:cs="Times New Roman" w:hint="eastAsia"/>
+          <w:lang w:val="en-US"/>
+        </w:rPr>
+        <w:lastRenderedPageBreak/>
+        <w:t>从而呈现出明暗的不同，适合观察活细胞</w:t>
+      </w:r>
+      <w:r>
+        <w:rPr>
+          <w:rFonts w:ascii="Times New Roman" w:eastAsia="KaiTi" w:hAnsi="Times New Roman" w:cs="Times New Roman" w:hint="eastAsia"/>
+          <w:color w:val="4472C4" w:themeColor="accent1"/>
+          <w:lang w:val="en-US"/>
+        </w:rPr>
+        <w:t>及其</w:t>
+      </w:r>
+      <w:r>
+        <w:rPr>
+          <w:rFonts w:ascii="Times New Roman" w:eastAsia="KaiTi" w:hAnsi="Times New Roman" w:cs="Times New Roman" w:hint="eastAsia"/>
+          <w:lang w:val="en-US"/>
+        </w:rPr>
+        <w:t>亚细胞结构</w:t>
       </w:r>
     </w:p>
     <w:p>
@@ -2286,63 +1485,33 @@
         </w:rPr>
         <w:t>荧光显微镜</w:t>
       </w:r>
-    </w:p>
-    <w:p>
-      <w:pPr>
-        <w:pStyle w:val="ListParagraph"/>
-        <w:numPr>
-          <w:ilvl w:val="0"/>
-          <w:numId w:val="23"/>
-        </w:numPr>
-        <w:spacing w:line="276" w:lineRule="auto"/>
-        <w:ind w:firstLineChars="0"/>
-        <w:jc w:val="left"/>
-        <w:rPr>
-          <w:rFonts w:ascii="Times New Roman" w:eastAsia="KaiTi" w:hAnsi="Times New Roman" w:cs="Times New Roman" w:hint="eastAsia"/>
-          <w:lang w:val="en-US"/>
-        </w:rPr>
-      </w:pPr>
-      <w:r>
-        <w:rPr>
-          <w:rFonts w:ascii="Times New Roman" w:eastAsia="KaiTi" w:hAnsi="Times New Roman" w:cs="Times New Roman" w:hint="eastAsia"/>
-          <w:lang w:val="en-US"/>
-        </w:rPr>
-        <w:t>激发光</w:t>
-      </w:r>
-      <w:r>
-        <w:rPr>
-          <w:rFonts w:ascii="Times New Roman" w:eastAsia="KaiTi" w:hAnsi="Times New Roman" w:cs="Times New Roman"/>
-          <w:lang w:val="en-US"/>
-        </w:rPr>
-        <w:t xml:space="preserve"> + </w:t>
-      </w:r>
-      <w:r>
-        <w:rPr>
-          <w:rFonts w:ascii="Times New Roman" w:eastAsia="KaiTi" w:hAnsi="Times New Roman" w:cs="Times New Roman" w:hint="eastAsia"/>
-          <w:lang w:val="en-US"/>
-        </w:rPr>
-        <w:t>荧光</w:t>
-      </w:r>
-      <w:r>
-        <w:rPr>
-          <w:rFonts w:ascii="Times New Roman" w:eastAsia="KaiTi" w:hAnsi="Times New Roman" w:cs="Times New Roman" w:hint="eastAsia"/>
-          <w:lang w:val="en-US"/>
-        </w:rPr>
-        <w:t xml:space="preserve"> </w:t>
-      </w:r>
-      <w:r>
-        <w:rPr>
-          <w:rFonts w:ascii="Times New Roman" w:eastAsia="KaiTi" w:hAnsi="Times New Roman" w:cs="Times New Roman"/>
-          <w:lang w:val="en-US"/>
-        </w:rPr>
-        <w:t xml:space="preserve">+ </w:t>
-      </w:r>
-      <w:r>
-        <w:rPr>
-          <w:rFonts w:ascii="Times New Roman" w:eastAsia="KaiTi" w:hAnsi="Times New Roman" w:cs="Times New Roman" w:hint="eastAsia"/>
-          <w:lang w:val="en-US"/>
-        </w:rPr>
-        <w:t>滤镜</w:t>
+      <w:r>
+        <w:rPr>
+          <w:rFonts w:ascii="Times New Roman" w:eastAsia="KaiTi" w:hAnsi="Times New Roman" w:cs="Times New Roman" w:hint="eastAsia"/>
+          <w:lang w:val="en-US"/>
+        </w:rPr>
+        <w:t>：激发光产生荧光并被滤片</w:t>
+      </w:r>
+      <w:r>
+        <w:rPr>
+          <w:rFonts w:ascii="Times New Roman" w:eastAsia="KaiTi" w:hAnsi="Times New Roman" w:cs="Times New Roman" w:hint="eastAsia"/>
+          <w:lang w:val="en-US"/>
+        </w:rPr>
+        <w:t>过滤，</w:t>
+      </w:r>
+      <w:r>
+        <w:rPr>
+          <w:rFonts w:ascii="Times New Roman" w:eastAsia="KaiTi" w:hAnsi="Times New Roman" w:cs="Times New Roman" w:hint="eastAsia"/>
+          <w:lang w:val="en-US"/>
+        </w:rPr>
+        <w:t>荧光通过</w:t>
+      </w:r>
+      <w:r>
+        <w:rPr>
+          <w:rFonts w:ascii="Times New Roman" w:eastAsia="KaiTi" w:hAnsi="Times New Roman" w:cs="Times New Roman" w:hint="eastAsia"/>
+          <w:lang w:val="en-US"/>
+        </w:rPr>
+        <w:t>滤片成像</w:t>
       </w:r>
     </w:p>
     <w:p>
@@ -2367,28 +1536,12 @@
         </w:rPr>
         <w:t>透射电子显微镜</w:t>
       </w:r>
-    </w:p>
-    <w:p>
-      <w:pPr>
-        <w:pStyle w:val="ListParagraph"/>
-        <w:numPr>
-          <w:ilvl w:val="0"/>
-          <w:numId w:val="23"/>
-        </w:numPr>
-        <w:spacing w:line="276" w:lineRule="auto"/>
-        <w:ind w:firstLineChars="0"/>
-        <w:jc w:val="left"/>
-        <w:rPr>
-          <w:rFonts w:ascii="Times New Roman" w:eastAsia="KaiTi" w:hAnsi="Times New Roman" w:cs="Times New Roman" w:hint="eastAsia"/>
-          <w:lang w:val="en-US"/>
-        </w:rPr>
-      </w:pPr>
-      <w:r>
-        <w:rPr>
-          <w:rFonts w:ascii="Times New Roman" w:eastAsia="KaiTi" w:hAnsi="Times New Roman" w:cs="Times New Roman" w:hint="eastAsia"/>
-          <w:lang w:val="en-US"/>
-        </w:rPr>
-        <w:t>电子束穿过薄切片</w:t>
+      <w:r>
+        <w:rPr>
+          <w:rFonts w:ascii="Times New Roman" w:eastAsia="KaiTi" w:hAnsi="Times New Roman" w:cs="Times New Roman" w:hint="eastAsia"/>
+          <w:lang w:val="en-US"/>
+        </w:rPr>
+        <w:t>：电子束穿过样品切片从而成像</w:t>
       </w:r>
     </w:p>
     <w:p>
@@ -2402,7 +1555,7 @@
         <w:ind w:firstLineChars="0"/>
         <w:jc w:val="left"/>
         <w:rPr>
-          <w:rFonts w:ascii="Times New Roman" w:eastAsia="KaiTi" w:hAnsi="Times New Roman" w:cs="Times New Roman"/>
+          <w:rFonts w:ascii="Times New Roman" w:eastAsia="KaiTi" w:hAnsi="Times New Roman" w:cs="Times New Roman" w:hint="eastAsia"/>
           <w:lang w:val="en-US"/>
         </w:rPr>
       </w:pPr>
@@ -2413,35 +1566,12 @@
         </w:rPr>
         <w:t>扫描电子显微镜</w:t>
       </w:r>
-    </w:p>
-    <w:p>
-      <w:pPr>
-        <w:pStyle w:val="ListParagraph"/>
-        <w:numPr>
-          <w:ilvl w:val="0"/>
-          <w:numId w:val="23"/>
-        </w:numPr>
-        <w:spacing w:line="276" w:lineRule="auto"/>
-        <w:ind w:firstLineChars="0"/>
-        <w:jc w:val="left"/>
-        <w:rPr>
-          <w:rFonts w:ascii="Times New Roman" w:eastAsia="KaiTi" w:hAnsi="Times New Roman" w:cs="Times New Roman" w:hint="eastAsia"/>
-          <w:lang w:val="en-US"/>
-        </w:rPr>
-      </w:pPr>
-      <w:r>
-        <w:rPr>
-          <w:rFonts w:ascii="Times New Roman" w:eastAsia="KaiTi" w:hAnsi="Times New Roman" w:cs="Times New Roman" w:hint="eastAsia"/>
-          <w:lang w:val="en-US"/>
-        </w:rPr>
-        <w:t>适合</w:t>
-      </w:r>
-      <w:r>
-        <w:rPr>
-          <w:rFonts w:ascii="Times New Roman" w:eastAsia="KaiTi" w:hAnsi="Times New Roman" w:cs="Times New Roman" w:hint="eastAsia"/>
-          <w:lang w:val="en-US"/>
-        </w:rPr>
-        <w:t>观察样品的表面结构</w:t>
+      <w:r>
+        <w:rPr>
+          <w:rFonts w:ascii="Times New Roman" w:eastAsia="KaiTi" w:hAnsi="Times New Roman" w:cs="Times New Roman" w:hint="eastAsia"/>
+          <w:lang w:val="en-US"/>
+        </w:rPr>
+        <w:t>：适合用于观察样品的表面结构</w:t>
       </w:r>
     </w:p>
     <w:p>
@@ -2455,23 +1585,23 @@
         <w:ind w:firstLineChars="0"/>
         <w:jc w:val="left"/>
         <w:rPr>
-          <w:rFonts w:ascii="Times New Roman" w:eastAsia="KaiTi" w:hAnsi="Times New Roman" w:cs="Times New Roman" w:hint="eastAsia"/>
-          <w:lang w:val="en-US"/>
-        </w:rPr>
-      </w:pPr>
-      <w:r>
-        <w:rPr>
-          <w:rFonts w:ascii="Times New Roman" w:eastAsia="KaiTi" w:hAnsi="Times New Roman" w:cs="Times New Roman" w:hint="eastAsia"/>
-          <w:lang w:val="en-US"/>
-        </w:rPr>
-        <w:t>冷冻电镜</w:t>
-      </w:r>
-      <w:r>
-        <w:rPr>
-          <w:rFonts w:ascii="Times New Roman" w:eastAsia="KaiTi" w:hAnsi="Times New Roman" w:cs="Times New Roman" w:hint="eastAsia"/>
-          <w:lang w:val="en-US"/>
-        </w:rPr>
-        <w:t>（诺贝尔化学奖）</w:t>
+          <w:rFonts w:ascii="Times New Roman" w:eastAsia="KaiTi" w:hAnsi="Times New Roman" w:cs="Times New Roman"/>
+          <w:lang w:val="en-US"/>
+        </w:rPr>
+      </w:pPr>
+      <w:r>
+        <w:rPr>
+          <w:rFonts w:ascii="Times New Roman" w:eastAsia="KaiTi" w:hAnsi="Times New Roman" w:cs="Times New Roman" w:hint="eastAsia"/>
+          <w:lang w:val="en-US"/>
+        </w:rPr>
+        <w:t>冷冻电子显微镜</w:t>
+      </w:r>
+      <w:r>
+        <w:rPr>
+          <w:rFonts w:ascii="Times New Roman" w:eastAsia="KaiTi" w:hAnsi="Times New Roman" w:cs="Times New Roman" w:hint="eastAsia"/>
+          <w:lang w:val="en-US"/>
+        </w:rPr>
+        <w:t>（诺奖）</w:t>
       </w:r>
     </w:p>
     <w:sectPr>
@@ -5225,6 +4355,7 @@
   <w:style w:type="character" w:default="1" w:styleId="DefaultParagraphFont">
     <w:name w:val="Default Paragraph Font"/>
     <w:uiPriority w:val="1"/>
+    <w:semiHidden/>
     <w:unhideWhenUsed/>
   </w:style>
   <w:style w:type="table" w:default="1" w:styleId="TableNormal">

--- a/微生物学(Microbiology)/重点总结/2 微生物的纯培养和显微技术.docx
+++ b/微生物学(Microbiology)/重点总结/2 微生物的纯培养和显微技术.docx
@@ -204,7 +204,7 @@
         <w:spacing w:line="276" w:lineRule="auto"/>
         <w:ind w:firstLineChars="0"/>
         <w:rPr>
-          <w:rFonts w:ascii="Times New Roman" w:eastAsia="KaiTi" w:hAnsi="Times New Roman" w:cs="Times New Roman" w:hint="eastAsia"/>
+          <w:rFonts w:ascii="Times New Roman" w:eastAsia="KaiTi" w:hAnsi="Times New Roman" w:cs="Times New Roman"/>
           <w:lang w:val="en-US"/>
         </w:rPr>
       </w:pPr>
@@ -314,7 +314,7 @@
         <w:spacing w:line="276" w:lineRule="auto"/>
         <w:ind w:firstLineChars="0"/>
         <w:rPr>
-          <w:rFonts w:ascii="Times New Roman" w:eastAsia="KaiTi" w:hAnsi="Times New Roman" w:cs="Times New Roman" w:hint="eastAsia"/>
+          <w:rFonts w:ascii="Times New Roman" w:eastAsia="KaiTi" w:hAnsi="Times New Roman" w:cs="Times New Roman"/>
           <w:lang w:val="en-US"/>
         </w:rPr>
       </w:pPr>
@@ -453,7 +453,7 @@
         <w:spacing w:line="276" w:lineRule="auto"/>
         <w:ind w:firstLineChars="0"/>
         <w:rPr>
-          <w:rFonts w:ascii="Times New Roman" w:eastAsia="KaiTi" w:hAnsi="Times New Roman" w:cs="Times New Roman" w:hint="eastAsia"/>
+          <w:rFonts w:ascii="Times New Roman" w:eastAsia="KaiTi" w:hAnsi="Times New Roman" w:cs="Times New Roman"/>
           <w:lang w:val="en-US"/>
         </w:rPr>
       </w:pPr>
@@ -546,7 +546,7 @@
           <w:rFonts w:ascii="Times New Roman" w:eastAsia="KaiTi" w:hAnsi="Times New Roman" w:cs="Times New Roman"/>
           <w:lang w:val="en-US"/>
         </w:rPr>
-        <w:t>80</w:t>
+        <w:t>121</w:t>
       </w:r>
       <w:r>
         <w:rPr>
@@ -560,6 +560,20 @@
           <w:rFonts w:ascii="Times New Roman" w:eastAsia="KaiTi" w:hAnsi="Times New Roman" w:cs="Times New Roman" w:hint="eastAsia"/>
           <w:lang w:val="en-US"/>
         </w:rPr>
+        <w:t>1</w:t>
+      </w:r>
+      <w:r>
+        <w:rPr>
+          <w:rFonts w:ascii="Times New Roman" w:eastAsia="KaiTi" w:hAnsi="Times New Roman" w:cs="Times New Roman"/>
+          <w:lang w:val="en-US"/>
+        </w:rPr>
+        <w:t xml:space="preserve">5 – </w:t>
+      </w:r>
+      <w:r>
+        <w:rPr>
+          <w:rFonts w:ascii="Times New Roman" w:eastAsia="KaiTi" w:hAnsi="Times New Roman" w:cs="Times New Roman" w:hint="eastAsia"/>
+          <w:lang w:val="en-US"/>
+        </w:rPr>
         <w:t>2</w:t>
       </w:r>
       <w:r>
@@ -575,6 +589,55 @@
           <w:lang w:val="en-US"/>
         </w:rPr>
         <w:t>分钟）、高温干热灭菌</w:t>
+      </w:r>
+      <w:r>
+        <w:rPr>
+          <w:rFonts w:ascii="Times New Roman" w:eastAsia="KaiTi" w:hAnsi="Times New Roman" w:cs="Times New Roman" w:hint="eastAsia"/>
+          <w:lang w:val="en-US"/>
+        </w:rPr>
+        <w:t>（</w:t>
+      </w:r>
+      <w:r>
+        <w:rPr>
+          <w:rFonts w:ascii="Times New Roman" w:eastAsia="KaiTi" w:hAnsi="Times New Roman" w:cs="Times New Roman" w:hint="eastAsia"/>
+          <w:lang w:val="en-US"/>
+        </w:rPr>
+        <w:t>1</w:t>
+      </w:r>
+      <w:r>
+        <w:rPr>
+          <w:rFonts w:ascii="Times New Roman" w:eastAsia="KaiTi" w:hAnsi="Times New Roman" w:cs="Times New Roman"/>
+          <w:lang w:val="en-US"/>
+        </w:rPr>
+        <w:t>50 – 160</w:t>
+      </w:r>
+      <w:r>
+        <w:rPr>
+          <w:rFonts w:ascii="Times New Roman" w:eastAsia="KaiTi" w:hAnsi="Times New Roman" w:cs="Times New Roman" w:hint="eastAsia"/>
+          <w:lang w:val="en-US"/>
+        </w:rPr>
+        <w:t>度，</w:t>
+      </w:r>
+      <w:r>
+        <w:rPr>
+          <w:rFonts w:ascii="Times New Roman" w:eastAsia="KaiTi" w:hAnsi="Times New Roman" w:cs="Times New Roman" w:hint="eastAsia"/>
+          <w:lang w:val="en-US"/>
+        </w:rPr>
+        <w:t>1</w:t>
+      </w:r>
+      <w:r>
+        <w:rPr>
+          <w:rFonts w:ascii="Times New Roman" w:eastAsia="KaiTi" w:hAnsi="Times New Roman" w:cs="Times New Roman"/>
+          <w:lang w:val="en-US"/>
+        </w:rPr>
+        <w:t xml:space="preserve"> – 2</w:t>
+      </w:r>
+      <w:r>
+        <w:rPr>
+          <w:rFonts w:ascii="Times New Roman" w:eastAsia="KaiTi" w:hAnsi="Times New Roman" w:cs="Times New Roman" w:hint="eastAsia"/>
+          <w:lang w:val="en-US"/>
+        </w:rPr>
+        <w:t>小时）</w:t>
       </w:r>
     </w:p>
     <w:p>
@@ -665,7 +728,7 @@
         <w:spacing w:line="276" w:lineRule="auto"/>
         <w:ind w:firstLineChars="0"/>
         <w:rPr>
-          <w:rFonts w:ascii="Times New Roman" w:eastAsia="KaiTi" w:hAnsi="Times New Roman" w:cs="Times New Roman" w:hint="eastAsia"/>
+          <w:rFonts w:ascii="Times New Roman" w:eastAsia="KaiTi" w:hAnsi="Times New Roman" w:cs="Times New Roman"/>
           <w:lang w:val="en-US"/>
         </w:rPr>
       </w:pPr>
@@ -852,7 +915,7 @@
         <w:ind w:firstLineChars="0"/>
         <w:jc w:val="left"/>
         <w:rPr>
-          <w:rFonts w:ascii="Times New Roman" w:eastAsia="KaiTi" w:hAnsi="Times New Roman" w:cs="Times New Roman" w:hint="eastAsia"/>
+          <w:rFonts w:ascii="Times New Roman" w:eastAsia="KaiTi" w:hAnsi="Times New Roman" w:cs="Times New Roman"/>
           <w:lang w:val="en-US"/>
         </w:rPr>
       </w:pPr>
@@ -1241,8 +1304,17 @@
           <w:rFonts w:ascii="Times New Roman" w:eastAsia="KaiTi" w:hAnsi="Times New Roman" w:cs="Times New Roman"/>
           <w:lang w:val="en-US"/>
         </w:rPr>
-        <w:t>(nsin</w:t>
-      </w:r>
+        <w:t>(</w:t>
+      </w:r>
+      <w:proofErr w:type="spellStart"/>
+      <w:r>
+        <w:rPr>
+          <w:rFonts w:ascii="Times New Roman" w:eastAsia="KaiTi" w:hAnsi="Times New Roman" w:cs="Times New Roman"/>
+          <w:lang w:val="en-US"/>
+        </w:rPr>
+        <w:t>nsin</w:t>
+      </w:r>
+      <w:proofErr w:type="spellEnd"/>
       <w:r>
         <w:rPr>
           <w:rFonts w:ascii="Times New Roman" w:eastAsia="KaiTi" w:hAnsi="Times New Roman" w:cs="Times New Roman"/>
@@ -1332,7 +1404,7 @@
         <w:ind w:firstLineChars="0"/>
         <w:jc w:val="left"/>
         <w:rPr>
-          <w:rFonts w:ascii="Times New Roman" w:eastAsia="KaiTi" w:hAnsi="Times New Roman" w:cs="Times New Roman" w:hint="eastAsia"/>
+          <w:rFonts w:ascii="Times New Roman" w:eastAsia="KaiTi" w:hAnsi="Times New Roman" w:cs="Times New Roman"/>
           <w:lang w:val="en-US"/>
         </w:rPr>
       </w:pPr>
@@ -1399,15 +1471,16 @@
         <w:ind w:firstLineChars="0"/>
         <w:jc w:val="left"/>
         <w:rPr>
-          <w:rFonts w:ascii="Times New Roman" w:eastAsia="KaiTi" w:hAnsi="Times New Roman" w:cs="Times New Roman" w:hint="eastAsia"/>
-          <w:lang w:val="en-US"/>
-        </w:rPr>
-      </w:pPr>
-      <w:r>
-        <w:rPr>
-          <w:rFonts w:ascii="Times New Roman" w:eastAsia="KaiTi" w:hAnsi="Times New Roman" w:cs="Times New Roman" w:hint="eastAsia"/>
-          <w:lang w:val="en-US"/>
-        </w:rPr>
+          <w:rFonts w:ascii="Times New Roman" w:eastAsia="KaiTi" w:hAnsi="Times New Roman" w:cs="Times New Roman"/>
+          <w:lang w:val="en-US"/>
+        </w:rPr>
+      </w:pPr>
+      <w:r>
+        <w:rPr>
+          <w:rFonts w:ascii="Times New Roman" w:eastAsia="KaiTi" w:hAnsi="Times New Roman" w:cs="Times New Roman" w:hint="eastAsia"/>
+          <w:lang w:val="en-US"/>
+        </w:rPr>
+        <w:lastRenderedPageBreak/>
         <w:t>相差显微镜</w:t>
       </w:r>
       <w:r>
@@ -1437,15 +1510,7 @@
           <w:rFonts w:ascii="Times New Roman" w:eastAsia="KaiTi" w:hAnsi="Times New Roman" w:cs="Times New Roman" w:hint="eastAsia"/>
           <w:lang w:val="en-US"/>
         </w:rPr>
-        <w:t>将密度差转换为光的相位差，再将相位差转换为振幅差</w:t>
-      </w:r>
-      <w:r>
-        <w:rPr>
-          <w:rFonts w:ascii="Times New Roman" w:eastAsia="KaiTi" w:hAnsi="Times New Roman" w:cs="Times New Roman" w:hint="eastAsia"/>
-          <w:lang w:val="en-US"/>
-        </w:rPr>
-        <w:lastRenderedPageBreak/>
-        <w:t>从而呈现出明暗的不同，适合观察活细胞</w:t>
+        <w:t>将密度差转换为光的相位差，再将相位差转换为振幅差从而呈现出明暗的不同，适合观察活细胞</w:t>
       </w:r>
       <w:r>
         <w:rPr>
@@ -1555,7 +1620,7 @@
         <w:ind w:firstLineChars="0"/>
         <w:jc w:val="left"/>
         <w:rPr>
-          <w:rFonts w:ascii="Times New Roman" w:eastAsia="KaiTi" w:hAnsi="Times New Roman" w:cs="Times New Roman" w:hint="eastAsia"/>
+          <w:rFonts w:ascii="Times New Roman" w:eastAsia="KaiTi" w:hAnsi="Times New Roman" w:cs="Times New Roman"/>
           <w:lang w:val="en-US"/>
         </w:rPr>
       </w:pPr>
